--- a/templates/dhs/dhs_filing_covers.docx
+++ b/templates/dhs/dhs_filing_covers.docx
@@ -40,28 +40,6 @@
           <w:sz w:val="24"/>
           <w:szCs w:val="24"/>
           <w:b/>
-        </w:rPr>
-        <w:t xml:space="preserve"/>
-      </w:r>
-    </w:p>
-    <w:p>
-      <w:pPr/>
-      <w:r>
-        <w:rPr>
-          <w:rFonts w:ascii="Times New Roman" w:hAnsi="Times New Roman" w:cs="Times New Roman"/>
-          <w:sz w:val="24"/>
-          <w:szCs w:val="24"/>
-        </w:rPr>
-        <w:t xml:space="preserve"/>
-      </w:r>
-    </w:p>
-    <w:p>
-      <w:pPr/>
-      <w:r>
-        <w:rPr>
-          <w:rFonts w:ascii="Times New Roman" w:hAnsi="Times New Roman" w:cs="Times New Roman"/>
-          <w:sz w:val="24"/>
-          <w:szCs w:val="24"/>
         </w:rPr>
         <w:t xml:space="preserve"/>
       </w:r>
@@ -543,42 +521,6 @@
       </w:r>
     </w:p>
     <w:p>
-      <w:pPr/>
-      <w:r>
-        <w:rPr>
-          <w:rFonts w:ascii="Times New Roman" w:hAnsi="Times New Roman" w:cs="Times New Roman"/>
-          <w:sz w:val="24"/>
-          <w:szCs w:val="24"/>
-          <w:u w:val="single"/>
-        </w:rPr>
-        <w:t xml:space="preserve"/>
-      </w:r>
-    </w:p>
-    <w:p>
-      <w:pPr/>
-      <w:r>
-        <w:rPr>
-          <w:rFonts w:ascii="Times New Roman" w:hAnsi="Times New Roman" w:cs="Times New Roman"/>
-          <w:sz w:val="24"/>
-          <w:szCs w:val="24"/>
-          <w:u w:val="single"/>
-        </w:rPr>
-        <w:t xml:space="preserve"/>
-      </w:r>
-    </w:p>
-    <w:p>
-      <w:pPr/>
-      <w:r>
-        <w:rPr>
-          <w:rFonts w:ascii="Times New Roman" w:hAnsi="Times New Roman" w:cs="Times New Roman"/>
-          <w:sz w:val="24"/>
-          <w:szCs w:val="24"/>
-          <w:u w:val="single"/>
-        </w:rPr>
-        <w:t xml:space="preserve"/>
-      </w:r>
-    </w:p>
-    <w:p>
       <w:pPr>
         <w:jc w:val="center"/>
       </w:pPr>
@@ -653,85 +595,65 @@
       </w:r>
     </w:p>
     <w:p>
-      <w:pPr/>
-      <w:r>
-        <w:rPr>
-          <w:rFonts w:ascii="Times New Roman" w:hAnsi="Times New Roman" w:cs="Times New Roman"/>
-          <w:sz w:val="24"/>
-          <w:szCs w:val="24"/>
-        </w:rPr>
-        <w:t xml:space="preserve"/>
-      </w:r>
-    </w:p>
-    <w:p>
-      <w:pPr/>
-      <w:r>
-        <w:rPr>
-          <w:rFonts w:ascii="Times New Roman" w:hAnsi="Times New Roman" w:cs="Times New Roman"/>
-          <w:sz w:val="24"/>
-          <w:szCs w:val="24"/>
-        </w:rPr>
-        <w:t xml:space="preserve"/>
-      </w:r>
-    </w:p>
-    <w:p>
-      <w:pPr/>
-      <w:r>
-        <w:rPr>
-          <w:rFonts w:ascii="Times New Roman" w:hAnsi="Times New Roman" w:cs="Times New Roman"/>
-          <w:sz w:val="24"/>
-          <w:szCs w:val="24"/>
-        </w:rPr>
-        <w:t xml:space="preserve"/>
-      </w:r>
-    </w:p>
-    <w:p>
-      <w:pPr/>
-      <w:r>
-        <w:rPr>
-          <w:rFonts w:ascii="Times New Roman" w:hAnsi="Times New Roman" w:cs="Times New Roman"/>
-          <w:sz w:val="24"/>
-          <w:szCs w:val="24"/>
-        </w:rPr>
-        <w:t xml:space="preserve"/>
-      </w:r>
-    </w:p>
-    <w:p>
-      <w:pPr/>
-      <w:r>
-        <w:rPr>
-          <w:rFonts w:ascii="Times New Roman" w:hAnsi="Times New Roman" w:cs="Times New Roman"/>
-          <w:sz w:val="24"/>
-          <w:szCs w:val="24"/>
-        </w:rPr>
-        <w:t xml:space="preserve"/>
-      </w:r>
-    </w:p>
-    <w:p>
-      <w:pPr/>
-      <w:r>
-        <w:rPr>
-          <w:rFonts w:ascii="Times New Roman" w:hAnsi="Times New Roman" w:cs="Times New Roman"/>
-          <w:sz w:val="24"/>
-          <w:szCs w:val="24"/>
-        </w:rPr>
-        <w:t xml:space="preserve"/>
-      </w:r>
-    </w:p>
-    <w:p>
-      <w:pPr/>
-      <w:r>
-        <w:rPr>
-          <w:rFonts w:ascii="Times New Roman" w:hAnsi="Times New Roman" w:cs="Times New Roman"/>
-          <w:sz w:val="24"/>
-          <w:szCs w:val="24"/>
-          <w:u w:val="single"/>
-        </w:rPr>
-        <w:t xml:space="preserve"/>
-      </w:r>
-    </w:p>
-    <w:p>
-      <w:pPr>
+      <w:pPr>
+        <w:spacing w:after="0" w:line="240" w:lineRule="auto"/>
+        <w:ind w:left="4320"/>
+      </w:pPr>
+      <w:r>
+        <w:rPr>
+          <w:rFonts w:ascii="Times New Roman" w:hAnsi="Times New Roman" w:cs="Times New Roman"/>
+          <w:sz w:val="24"/>
+          <w:szCs w:val="24"/>
+        </w:rPr>
+        <w:t xml:space="preserve">Terri Craig, OBA #16485</w:t>
+      </w:r>
+    </w:p>
+    <w:p>
+      <w:pPr>
+        <w:spacing w:after="0" w:line="240" w:lineRule="auto"/>
+        <w:ind w:left="4320"/>
+      </w:pPr>
+      <w:r>
+        <w:rPr>
+          <w:rFonts w:ascii="Times New Roman" w:hAnsi="Times New Roman" w:cs="Times New Roman"/>
+          <w:sz w:val="24"/>
+          <w:szCs w:val="24"/>
+        </w:rPr>
+        <w:t xml:space="preserve">Attorney for Petitioner(s)</w:t>
+      </w:r>
+    </w:p>
+    <w:p>
+      <w:pPr>
+        <w:spacing w:after="0" w:line="240" w:lineRule="auto"/>
+        <w:ind w:left="4320"/>
+      </w:pPr>
+      <w:r>
+        <w:rPr>
+          <w:rFonts w:ascii="Times New Roman" w:hAnsi="Times New Roman" w:cs="Times New Roman"/>
+          <w:sz w:val="24"/>
+          <w:szCs w:val="24"/>
+        </w:rPr>
+        <w:t xml:space="preserve">P. O. Box 991</w:t>
+      </w:r>
+    </w:p>
+    <w:p>
+      <w:pPr>
+        <w:spacing w:after="0" w:line="240" w:lineRule="auto"/>
+        <w:ind w:left="4320"/>
+      </w:pPr>
+      <w:r>
+        <w:rPr>
+          <w:rFonts w:ascii="Times New Roman" w:hAnsi="Times New Roman" w:cs="Times New Roman"/>
+          <w:sz w:val="24"/>
+          <w:szCs w:val="24"/>
+        </w:rPr>
+        <w:t xml:space="preserve">Wagoner, OK 74477</w:t>
+      </w:r>
+    </w:p>
+    <w:p>
+      <w:pPr>
+        <w:spacing w:after="0" w:line="240" w:lineRule="auto"/>
+        <w:ind w:left="4320"/>
         <w:jc w:val="both"/>
       </w:pPr>
       <w:r>
@@ -739,58 +661,14 @@
           <w:rFonts w:ascii="Times New Roman" w:hAnsi="Times New Roman" w:cs="Times New Roman"/>
           <w:sz w:val="24"/>
           <w:szCs w:val="24"/>
-          <w:u w:val="single"/>
-          <w:spacing w:val="-2"/>
-        </w:rPr>
-        <w:t xml:space="preserve"/>
-      </w:r>
-    </w:p>
-    <w:p>
-      <w:pPr/>
-      <w:r>
-        <w:rPr>
-          <w:rFonts w:ascii="Times New Roman" w:hAnsi="Times New Roman" w:cs="Times New Roman"/>
-          <w:sz w:val="24"/>
-          <w:szCs w:val="24"/>
-        </w:rPr>
-        <w:t xml:space="preserve">Terri Craig, OBA #16485</w:t>
-      </w:r>
-    </w:p>
-    <w:p>
-      <w:pPr/>
-      <w:r>
-        <w:rPr>
-          <w:rFonts w:ascii="Times New Roman" w:hAnsi="Times New Roman" w:cs="Times New Roman"/>
-          <w:sz w:val="24"/>
-          <w:szCs w:val="24"/>
-        </w:rPr>
-        <w:t xml:space="preserve">Attorney for Petitioner(s)</w:t>
-      </w:r>
-    </w:p>
-    <w:p>
-      <w:pPr/>
-      <w:r>
-        <w:rPr>
-          <w:rFonts w:ascii="Times New Roman" w:hAnsi="Times New Roman" w:cs="Times New Roman"/>
-          <w:sz w:val="24"/>
-          <w:szCs w:val="24"/>
-        </w:rPr>
-        <w:t xml:space="preserve">P. O. Box 991</w:t>
-      </w:r>
-    </w:p>
-    <w:p>
-      <w:pPr/>
-      <w:r>
-        <w:rPr>
-          <w:rFonts w:ascii="Times New Roman" w:hAnsi="Times New Roman" w:cs="Times New Roman"/>
-          <w:sz w:val="24"/>
-          <w:szCs w:val="24"/>
-        </w:rPr>
-        <w:t xml:space="preserve">Wagoner, OK 74477</w:t>
-      </w:r>
-    </w:p>
-    <w:p>
-      <w:pPr>
+        </w:rPr>
+        <w:t xml:space="preserve">(918) 485-1529</w:t>
+      </w:r>
+    </w:p>
+    <w:p>
+      <w:pPr>
+        <w:spacing w:after="0" w:line="240" w:lineRule="auto"/>
+        <w:ind w:left="4320"/>
         <w:jc w:val="both"/>
       </w:pPr>
       <w:r>
@@ -799,39 +677,11 @@
           <w:sz w:val="24"/>
           <w:szCs w:val="24"/>
         </w:rPr>
-        <w:t xml:space="preserve">(918) 485-1529</w:t>
-      </w:r>
-    </w:p>
-    <w:p>
-      <w:pPr>
-        <w:jc w:val="both"/>
-      </w:pPr>
-      <w:r>
-        <w:rPr>
-          <w:rFonts w:ascii="Times New Roman" w:hAnsi="Times New Roman" w:cs="Times New Roman"/>
-          <w:sz w:val="24"/>
-          <w:szCs w:val="24"/>
-        </w:rPr>
         <w:t xml:space="preserve">Craiglawoffice@yahoo.com</w:t>
       </w:r>
     </w:p>
     <w:p>
       <w:pPr>
-        <w:jc w:val="both"/>
-      </w:pPr>
-      <w:r>
-        <w:rPr>
-          <w:rFonts w:ascii="Times New Roman" w:hAnsi="Times New Roman" w:cs="Times New Roman"/>
-          <w:sz w:val="24"/>
-          <w:szCs w:val="24"/>
-          <w:u w:val="single"/>
-          <w:spacing w:val="-2"/>
-        </w:rPr>
-        <w:t xml:space="preserve"/>
-      </w:r>
-    </w:p>
-    <w:p>
-      <w:pPr>
         <w:jc w:val="center"/>
       </w:pPr>
       <w:r>
@@ -842,6 +692,8 @@
           <w:b/>
         </w:rPr>
         <w:t xml:space="preserve"/>
+        <w:br w:type="page"/>
+        <w:t xml:space="preserve"/>
       </w:r>
     </w:p>
     <w:p>
@@ -855,9 +707,7 @@
           <w:szCs w:val="24"/>
           <w:b/>
         </w:rPr>
-        <w:t xml:space="preserve"/>
-        <w:br w:type="page"/>
-        <w:t xml:space="preserve"/>
+        <w:t xml:space="preserve">IN THE DISTRICT COURT IN AND FOR {{ county_upper }} COUNTY</w:t>
       </w:r>
     </w:p>
     <w:p>
@@ -871,7 +721,7 @@
           <w:szCs w:val="24"/>
           <w:b/>
         </w:rPr>
-        <w:t xml:space="preserve">IN THE DISTRICT COURT IN AND FOR {{ county_upper }} COUNTY</w:t>
+        <w:t xml:space="preserve">STATE OF OKLAHOMA</w:t>
       </w:r>
     </w:p>
     <w:p>
@@ -884,42 +734,6 @@
           <w:sz w:val="24"/>
           <w:szCs w:val="24"/>
           <w:b/>
-        </w:rPr>
-        <w:t xml:space="preserve">STATE OF OKLAHOMA</w:t>
-      </w:r>
-    </w:p>
-    <w:p>
-      <w:pPr>
-        <w:jc w:val="center"/>
-      </w:pPr>
-      <w:r>
-        <w:rPr>
-          <w:rFonts w:ascii="Times New Roman" w:hAnsi="Times New Roman" w:cs="Times New Roman"/>
-          <w:sz w:val="24"/>
-          <w:szCs w:val="24"/>
-          <w:b/>
-        </w:rPr>
-        <w:t xml:space="preserve"/>
-      </w:r>
-    </w:p>
-    <w:p>
-      <w:pPr/>
-      <w:r>
-        <w:rPr>
-          <w:rFonts w:ascii="Times New Roman" w:hAnsi="Times New Roman" w:cs="Times New Roman"/>
-          <w:sz w:val="24"/>
-          <w:szCs w:val="24"/>
-        </w:rPr>
-        <w:t xml:space="preserve"/>
-      </w:r>
-    </w:p>
-    <w:p>
-      <w:pPr/>
-      <w:r>
-        <w:rPr>
-          <w:rFonts w:ascii="Times New Roman" w:hAnsi="Times New Roman" w:cs="Times New Roman"/>
-          <w:sz w:val="24"/>
-          <w:szCs w:val="24"/>
         </w:rPr>
         <w:t xml:space="preserve"/>
       </w:r>
@@ -1403,30 +1217,6 @@
       </w:r>
     </w:p>
     <w:p>
-      <w:pPr/>
-      <w:r>
-        <w:rPr>
-          <w:rFonts w:ascii="Times New Roman" w:hAnsi="Times New Roman" w:cs="Times New Roman"/>
-          <w:sz w:val="24"/>
-          <w:szCs w:val="24"/>
-          <w:u w:val="single"/>
-        </w:rPr>
-        <w:t xml:space="preserve"/>
-      </w:r>
-    </w:p>
-    <w:p>
-      <w:pPr/>
-      <w:r>
-        <w:rPr>
-          <w:rFonts w:ascii="Times New Roman" w:hAnsi="Times New Roman" w:cs="Times New Roman"/>
-          <w:sz w:val="24"/>
-          <w:szCs w:val="24"/>
-          <w:u w:val="single"/>
-        </w:rPr>
-        <w:t xml:space="preserve"/>
-      </w:r>
-    </w:p>
-    <w:p>
       <w:pPr>
         <w:jc w:val="center"/>
       </w:pPr>
@@ -1501,85 +1291,80 @@
       </w:r>
     </w:p>
     <w:p>
-      <w:pPr/>
-      <w:r>
-        <w:rPr>
-          <w:rFonts w:ascii="Times New Roman" w:hAnsi="Times New Roman" w:cs="Times New Roman"/>
-          <w:sz w:val="24"/>
-          <w:szCs w:val="24"/>
-        </w:rPr>
-        <w:t xml:space="preserve"/>
-      </w:r>
-    </w:p>
-    <w:p>
-      <w:pPr/>
-      <w:r>
-        <w:rPr>
-          <w:rFonts w:ascii="Times New Roman" w:hAnsi="Times New Roman" w:cs="Times New Roman"/>
-          <w:sz w:val="24"/>
-          <w:szCs w:val="24"/>
-        </w:rPr>
-        <w:t xml:space="preserve"/>
-      </w:r>
-    </w:p>
-    <w:p>
-      <w:pPr/>
-      <w:r>
-        <w:rPr>
-          <w:rFonts w:ascii="Times New Roman" w:hAnsi="Times New Roman" w:cs="Times New Roman"/>
-          <w:sz w:val="24"/>
-          <w:szCs w:val="24"/>
-        </w:rPr>
-        <w:t xml:space="preserve"/>
-      </w:r>
-    </w:p>
-    <w:p>
-      <w:pPr/>
-      <w:r>
-        <w:rPr>
-          <w:rFonts w:ascii="Times New Roman" w:hAnsi="Times New Roman" w:cs="Times New Roman"/>
-          <w:sz w:val="24"/>
-          <w:szCs w:val="24"/>
-        </w:rPr>
-        <w:t xml:space="preserve"/>
-      </w:r>
-    </w:p>
-    <w:p>
-      <w:pPr/>
-      <w:r>
-        <w:rPr>
-          <w:rFonts w:ascii="Times New Roman" w:hAnsi="Times New Roman" w:cs="Times New Roman"/>
-          <w:sz w:val="24"/>
-          <w:szCs w:val="24"/>
-        </w:rPr>
-        <w:t xml:space="preserve"/>
-      </w:r>
-    </w:p>
-    <w:p>
-      <w:pPr/>
-      <w:r>
-        <w:rPr>
-          <w:rFonts w:ascii="Times New Roman" w:hAnsi="Times New Roman" w:cs="Times New Roman"/>
-          <w:sz w:val="24"/>
-          <w:szCs w:val="24"/>
-        </w:rPr>
-        <w:t xml:space="preserve"/>
-      </w:r>
-    </w:p>
-    <w:p>
-      <w:pPr/>
-      <w:r>
-        <w:rPr>
-          <w:rFonts w:ascii="Times New Roman" w:hAnsi="Times New Roman" w:cs="Times New Roman"/>
-          <w:sz w:val="24"/>
-          <w:szCs w:val="24"/>
-          <w:u w:val="single"/>
-        </w:rPr>
-        <w:t xml:space="preserve"/>
-      </w:r>
-    </w:p>
-    <w:p>
-      <w:pPr>
+      <w:pPr>
+        <w:spacing w:after="0" w:line="240" w:lineRule="auto"/>
+        <w:ind w:left="4320"/>
+      </w:pPr>
+      <w:r>
+        <w:rPr>
+          <w:rFonts w:ascii="Times New Roman" w:hAnsi="Times New Roman" w:cs="Times New Roman"/>
+          <w:sz w:val="24"/>
+          <w:szCs w:val="24"/>
+        </w:rPr>
+        <w:t xml:space="preserve">Terri Craig, OBA #16485</w:t>
+      </w:r>
+    </w:p>
+    <w:p>
+      <w:pPr>
+        <w:spacing w:after="0" w:line="240" w:lineRule="auto"/>
+        <w:ind w:left="4320"/>
+      </w:pPr>
+      <w:r>
+        <w:rPr>
+          <w:rFonts w:ascii="Times New Roman" w:hAnsi="Times New Roman" w:cs="Times New Roman"/>
+          <w:sz w:val="24"/>
+          <w:szCs w:val="24"/>
+        </w:rPr>
+        <w:t xml:space="preserve">Attorney for Petitioner(s)</w:t>
+      </w:r>
+    </w:p>
+    <w:p>
+      <w:pPr>
+        <w:spacing w:after="0" w:line="240" w:lineRule="auto"/>
+        <w:ind w:left="4320"/>
+      </w:pPr>
+      <w:r>
+        <w:rPr>
+          <w:rFonts w:ascii="Times New Roman" w:hAnsi="Times New Roman" w:cs="Times New Roman"/>
+          <w:sz w:val="24"/>
+          <w:szCs w:val="24"/>
+        </w:rPr>
+        <w:t xml:space="preserve">P. O. Box 991</w:t>
+      </w:r>
+    </w:p>
+    <w:p>
+      <w:pPr>
+        <w:spacing w:after="0" w:line="240" w:lineRule="auto"/>
+        <w:ind w:left="4320"/>
+      </w:pPr>
+      <w:r>
+        <w:rPr>
+          <w:rFonts w:ascii="Times New Roman" w:hAnsi="Times New Roman" w:cs="Times New Roman"/>
+          <w:sz w:val="24"/>
+          <w:szCs w:val="24"/>
+        </w:rPr>
+        <w:t xml:space="preserve">Wagoner, OK 74477</w:t>
+      </w:r>
+    </w:p>
+    <w:p>
+      <w:pPr>
+        <w:spacing w:after="0" w:line="240" w:lineRule="auto"/>
+        <w:ind w:left="4320"/>
+        <w:jc w:val="both"/>
+      </w:pPr>
+      <w:r>
+        <w:rPr>
+          <w:rFonts w:ascii="Times New Roman" w:hAnsi="Times New Roman" w:cs="Times New Roman"/>
+          <w:sz w:val="24"/>
+          <w:szCs w:val="24"/>
+        </w:rPr>
+        <w:t xml:space="preserve">(918) 485-1529</w:t>
+      </w:r>
+    </w:p>
+    <w:p>
+      <w:pPr>
+        <w:spacing w:after="0" w:line="240" w:lineRule="auto"/>
+        <w:ind w:left="4320"/>
         <w:jc w:val="both"/>
       </w:pPr>
       <w:r>
@@ -1590,69 +1375,12 @@
           <w:u w:val="single"/>
           <w:spacing w:val="-2"/>
         </w:rPr>
-        <w:t xml:space="preserve"/>
-      </w:r>
-    </w:p>
-    <w:p>
-      <w:pPr/>
-      <w:r>
-        <w:rPr>
-          <w:rFonts w:ascii="Times New Roman" w:hAnsi="Times New Roman" w:cs="Times New Roman"/>
-          <w:sz w:val="24"/>
-          <w:szCs w:val="24"/>
-        </w:rPr>
-        <w:t xml:space="preserve">Terri Craig, OBA #16485</w:t>
-      </w:r>
-    </w:p>
-    <w:p>
-      <w:pPr/>
-      <w:r>
-        <w:rPr>
-          <w:rFonts w:ascii="Times New Roman" w:hAnsi="Times New Roman" w:cs="Times New Roman"/>
-          <w:sz w:val="24"/>
-          <w:szCs w:val="24"/>
-        </w:rPr>
-        <w:t xml:space="preserve">Attorney for Petitioner(s)</w:t>
-      </w:r>
-    </w:p>
-    <w:p>
-      <w:pPr/>
-      <w:r>
-        <w:rPr>
-          <w:rFonts w:ascii="Times New Roman" w:hAnsi="Times New Roman" w:cs="Times New Roman"/>
-          <w:sz w:val="24"/>
-          <w:szCs w:val="24"/>
-        </w:rPr>
-        <w:t xml:space="preserve">P. O. Box 991</w:t>
-      </w:r>
-    </w:p>
-    <w:p>
-      <w:pPr/>
-      <w:r>
-        <w:rPr>
-          <w:rFonts w:ascii="Times New Roman" w:hAnsi="Times New Roman" w:cs="Times New Roman"/>
-          <w:sz w:val="24"/>
-          <w:szCs w:val="24"/>
-        </w:rPr>
-        <w:t xml:space="preserve">Wagoner, OK 74477</w:t>
-      </w:r>
-    </w:p>
-    <w:p>
-      <w:pPr>
-        <w:jc w:val="both"/>
-      </w:pPr>
-      <w:r>
-        <w:rPr>
-          <w:rFonts w:ascii="Times New Roman" w:hAnsi="Times New Roman" w:cs="Times New Roman"/>
-          <w:sz w:val="24"/>
-          <w:szCs w:val="24"/>
-        </w:rPr>
-        <w:t xml:space="preserve">(918) 485-1529</w:t>
-      </w:r>
-    </w:p>
-    <w:p>
-      <w:pPr>
-        <w:jc w:val="both"/>
+        <w:t xml:space="preserve">Craiglawoffice@yahoo.com</w:t>
+      </w:r>
+    </w:p>
+    <w:p>
+      <w:pPr>
+        <w:ind w:firstLine="720"/>
       </w:pPr>
       <w:r>
         <w:rPr>
@@ -1660,35 +1388,6 @@
           <w:sz w:val="24"/>
           <w:szCs w:val="24"/>
           <w:u w:val="single"/>
-          <w:spacing w:val="-2"/>
-        </w:rPr>
-        <w:t xml:space="preserve">Craiglawoffice@yahoo.com</w:t>
-      </w:r>
-    </w:p>
-    <w:p>
-      <w:pPr>
-        <w:ind w:firstLine="720"/>
-      </w:pPr>
-      <w:r>
-        <w:rPr>
-          <w:rFonts w:ascii="Times New Roman" w:hAnsi="Times New Roman" w:cs="Times New Roman"/>
-          <w:sz w:val="24"/>
-          <w:szCs w:val="24"/>
-          <w:u w:val="single"/>
-        </w:rPr>
-        <w:t xml:space="preserve"/>
-      </w:r>
-    </w:p>
-    <w:p>
-      <w:pPr>
-        <w:ind w:firstLine="720"/>
-      </w:pPr>
-      <w:r>
-        <w:rPr>
-          <w:rFonts w:ascii="Times New Roman" w:hAnsi="Times New Roman" w:cs="Times New Roman"/>
-          <w:sz w:val="24"/>
-          <w:szCs w:val="24"/>
-          <w:u w:val="single"/>
         </w:rPr>
         <w:t xml:space="preserve"/>
         <w:br w:type="page"/>
@@ -1733,28 +1432,6 @@
           <w:sz w:val="24"/>
           <w:szCs w:val="24"/>
           <w:b/>
-        </w:rPr>
-        <w:t xml:space="preserve"/>
-      </w:r>
-    </w:p>
-    <w:p>
-      <w:pPr/>
-      <w:r>
-        <w:rPr>
-          <w:rFonts w:ascii="Times New Roman" w:hAnsi="Times New Roman" w:cs="Times New Roman"/>
-          <w:sz w:val="24"/>
-          <w:szCs w:val="24"/>
-        </w:rPr>
-        <w:t xml:space="preserve"/>
-      </w:r>
-    </w:p>
-    <w:p>
-      <w:pPr/>
-      <w:r>
-        <w:rPr>
-          <w:rFonts w:ascii="Times New Roman" w:hAnsi="Times New Roman" w:cs="Times New Roman"/>
-          <w:sz w:val="24"/>
-          <w:szCs w:val="24"/>
         </w:rPr>
         <w:t xml:space="preserve"/>
       </w:r>
@@ -2236,17 +1913,6 @@
       </w:r>
     </w:p>
     <w:p>
-      <w:pPr/>
-      <w:r>
-        <w:rPr>
-          <w:rFonts w:ascii="Times New Roman" w:hAnsi="Times New Roman" w:cs="Times New Roman"/>
-          <w:sz w:val="24"/>
-          <w:szCs w:val="24"/>
-        </w:rPr>
-        <w:t xml:space="preserve"/>
-      </w:r>
-    </w:p>
-    <w:p>
       <w:pPr>
         <w:jc w:val="center"/>
       </w:pPr>
@@ -2324,84 +1990,95 @@
       </w:r>
     </w:p>
     <w:p>
-      <w:pPr/>
-      <w:r>
-        <w:rPr>
-          <w:rFonts w:ascii="Times New Roman" w:hAnsi="Times New Roman" w:cs="Times New Roman"/>
-          <w:sz w:val="24"/>
-          <w:szCs w:val="24"/>
-        </w:rPr>
-        <w:t xml:space="preserve"/>
-      </w:r>
-    </w:p>
-    <w:p>
-      <w:pPr/>
-      <w:r>
-        <w:rPr>
-          <w:rFonts w:ascii="Times New Roman" w:hAnsi="Times New Roman" w:cs="Times New Roman"/>
-          <w:sz w:val="24"/>
-          <w:szCs w:val="24"/>
-        </w:rPr>
-        <w:t xml:space="preserve"/>
-      </w:r>
-    </w:p>
-    <w:p>
-      <w:pPr/>
-      <w:r>
-        <w:rPr>
-          <w:rFonts w:ascii="Times New Roman" w:hAnsi="Times New Roman" w:cs="Times New Roman"/>
-          <w:sz w:val="24"/>
-          <w:szCs w:val="24"/>
-        </w:rPr>
-        <w:t xml:space="preserve"/>
-      </w:r>
-    </w:p>
-    <w:p>
-      <w:pPr/>
-      <w:r>
-        <w:rPr>
-          <w:rFonts w:ascii="Times New Roman" w:hAnsi="Times New Roman" w:cs="Times New Roman"/>
-          <w:sz w:val="24"/>
-          <w:szCs w:val="24"/>
-        </w:rPr>
-        <w:t xml:space="preserve"/>
-      </w:r>
-    </w:p>
-    <w:p>
-      <w:pPr/>
-      <w:r>
-        <w:rPr>
-          <w:rFonts w:ascii="Times New Roman" w:hAnsi="Times New Roman" w:cs="Times New Roman"/>
-          <w:sz w:val="24"/>
-          <w:szCs w:val="24"/>
-        </w:rPr>
-        <w:t xml:space="preserve"/>
-      </w:r>
-    </w:p>
-    <w:p>
-      <w:pPr/>
-      <w:r>
-        <w:rPr>
-          <w:rFonts w:ascii="Times New Roman" w:hAnsi="Times New Roman" w:cs="Times New Roman"/>
-          <w:sz w:val="24"/>
-          <w:szCs w:val="24"/>
-        </w:rPr>
-        <w:t xml:space="preserve"/>
-      </w:r>
-    </w:p>
-    <w:p>
-      <w:pPr/>
-      <w:r>
-        <w:rPr>
-          <w:rFonts w:ascii="Times New Roman" w:hAnsi="Times New Roman" w:cs="Times New Roman"/>
-          <w:sz w:val="24"/>
-          <w:szCs w:val="24"/>
-        </w:rPr>
-        <w:t xml:space="preserve"/>
-      </w:r>
-    </w:p>
-    <w:p>
-      <w:pPr/>
+      <w:pPr>
+        <w:spacing w:after="0" w:line="240" w:lineRule="auto"/>
+        <w:ind w:left="4320"/>
+      </w:pPr>
+      <w:r>
+        <w:rPr>
+          <w:rFonts w:ascii="Times New Roman" w:hAnsi="Times New Roman" w:cs="Times New Roman"/>
+          <w:sz w:val="24"/>
+          <w:szCs w:val="24"/>
+        </w:rPr>
+        <w:t xml:space="preserve">Terri Craig, OBA #16485</w:t>
+      </w:r>
+    </w:p>
+    <w:p>
+      <w:pPr>
+        <w:spacing w:after="0" w:line="240" w:lineRule="auto"/>
+        <w:ind w:left="4320"/>
+      </w:pPr>
+      <w:r>
+        <w:rPr>
+          <w:rFonts w:ascii="Times New Roman" w:hAnsi="Times New Roman" w:cs="Times New Roman"/>
+          <w:sz w:val="24"/>
+          <w:szCs w:val="24"/>
+        </w:rPr>
+        <w:t xml:space="preserve">Attorney for Petitioner(s)</w:t>
+      </w:r>
+    </w:p>
+    <w:p>
+      <w:pPr>
+        <w:spacing w:after="0" w:line="240" w:lineRule="auto"/>
+        <w:ind w:left="4320"/>
+      </w:pPr>
+      <w:r>
+        <w:rPr>
+          <w:rFonts w:ascii="Times New Roman" w:hAnsi="Times New Roman" w:cs="Times New Roman"/>
+          <w:sz w:val="24"/>
+          <w:szCs w:val="24"/>
+        </w:rPr>
+        <w:t xml:space="preserve">P. O. Box 991</w:t>
+      </w:r>
+    </w:p>
+    <w:p>
+      <w:pPr>
+        <w:spacing w:after="0" w:line="240" w:lineRule="auto"/>
+        <w:ind w:left="4320"/>
+      </w:pPr>
+      <w:r>
+        <w:rPr>
+          <w:rFonts w:ascii="Times New Roman" w:hAnsi="Times New Roman" w:cs="Times New Roman"/>
+          <w:sz w:val="24"/>
+          <w:szCs w:val="24"/>
+        </w:rPr>
+        <w:t xml:space="preserve">Wagoner, OK 74477</w:t>
+      </w:r>
+    </w:p>
+    <w:p>
+      <w:pPr>
+        <w:spacing w:after="0" w:line="240" w:lineRule="auto"/>
+        <w:ind w:left="4320"/>
+        <w:jc w:val="both"/>
+      </w:pPr>
+      <w:r>
+        <w:rPr>
+          <w:rFonts w:ascii="Times New Roman" w:hAnsi="Times New Roman" w:cs="Times New Roman"/>
+          <w:sz w:val="24"/>
+          <w:szCs w:val="24"/>
+        </w:rPr>
+        <w:t xml:space="preserve">(918) 485-1529</w:t>
+      </w:r>
+    </w:p>
+    <w:p>
+      <w:pPr>
+        <w:spacing w:after="0" w:line="240" w:lineRule="auto"/>
+        <w:ind w:left="4320"/>
+        <w:jc w:val="both"/>
+      </w:pPr>
+      <w:r>
+        <w:rPr>
+          <w:rFonts w:ascii="Times New Roman" w:hAnsi="Times New Roman" w:cs="Times New Roman"/>
+          <w:sz w:val="24"/>
+          <w:szCs w:val="24"/>
+        </w:rPr>
+        <w:t xml:space="preserve">Craiglawoffice@yahoo.com</w:t>
+      </w:r>
+    </w:p>
+    <w:p>
+      <w:pPr>
+        <w:ind w:firstLine="720"/>
+      </w:pPr>
       <w:r>
         <w:rPr>
           <w:rFonts w:ascii="Times New Roman" w:hAnsi="Times New Roman" w:cs="Times New Roman"/>
@@ -2410,134 +2087,6 @@
           <w:u w:val="single"/>
         </w:rPr>
         <w:t xml:space="preserve"/>
-      </w:r>
-    </w:p>
-    <w:p>
-      <w:pPr>
-        <w:jc w:val="both"/>
-      </w:pPr>
-      <w:r>
-        <w:rPr>
-          <w:rFonts w:ascii="Times New Roman" w:hAnsi="Times New Roman" w:cs="Times New Roman"/>
-          <w:sz w:val="24"/>
-          <w:szCs w:val="24"/>
-          <w:u w:val="single"/>
-          <w:spacing w:val="-2"/>
-        </w:rPr>
-        <w:t xml:space="preserve"/>
-      </w:r>
-    </w:p>
-    <w:p>
-      <w:pPr/>
-      <w:r>
-        <w:rPr>
-          <w:rFonts w:ascii="Times New Roman" w:hAnsi="Times New Roman" w:cs="Times New Roman"/>
-          <w:sz w:val="24"/>
-          <w:szCs w:val="24"/>
-        </w:rPr>
-        <w:t xml:space="preserve">Terri Craig, OBA #16485</w:t>
-      </w:r>
-    </w:p>
-    <w:p>
-      <w:pPr/>
-      <w:r>
-        <w:rPr>
-          <w:rFonts w:ascii="Times New Roman" w:hAnsi="Times New Roman" w:cs="Times New Roman"/>
-          <w:sz w:val="24"/>
-          <w:szCs w:val="24"/>
-        </w:rPr>
-        <w:t xml:space="preserve">Attorney for Petitioner(s)</w:t>
-      </w:r>
-    </w:p>
-    <w:p>
-      <w:pPr/>
-      <w:r>
-        <w:rPr>
-          <w:rFonts w:ascii="Times New Roman" w:hAnsi="Times New Roman" w:cs="Times New Roman"/>
-          <w:sz w:val="24"/>
-          <w:szCs w:val="24"/>
-        </w:rPr>
-        <w:t xml:space="preserve">P. O. Box 991</w:t>
-      </w:r>
-    </w:p>
-    <w:p>
-      <w:pPr/>
-      <w:r>
-        <w:rPr>
-          <w:rFonts w:ascii="Times New Roman" w:hAnsi="Times New Roman" w:cs="Times New Roman"/>
-          <w:sz w:val="24"/>
-          <w:szCs w:val="24"/>
-        </w:rPr>
-        <w:t xml:space="preserve">Wagoner, OK 74477</w:t>
-      </w:r>
-    </w:p>
-    <w:p>
-      <w:pPr>
-        <w:jc w:val="both"/>
-      </w:pPr>
-      <w:r>
-        <w:rPr>
-          <w:rFonts w:ascii="Times New Roman" w:hAnsi="Times New Roman" w:cs="Times New Roman"/>
-          <w:sz w:val="24"/>
-          <w:szCs w:val="24"/>
-        </w:rPr>
-        <w:t xml:space="preserve">(918) 485-1529</w:t>
-      </w:r>
-    </w:p>
-    <w:p>
-      <w:pPr>
-        <w:jc w:val="both"/>
-      </w:pPr>
-      <w:r>
-        <w:rPr>
-          <w:rFonts w:ascii="Times New Roman" w:hAnsi="Times New Roman" w:cs="Times New Roman"/>
-          <w:sz w:val="24"/>
-          <w:szCs w:val="24"/>
-        </w:rPr>
-        <w:t xml:space="preserve">Craiglawoffice@yahoo.com</w:t>
-      </w:r>
-    </w:p>
-    <w:p>
-      <w:pPr>
-        <w:jc w:val="both"/>
-      </w:pPr>
-      <w:r>
-        <w:rPr>
-          <w:rFonts w:ascii="Times New Roman" w:hAnsi="Times New Roman" w:cs="Times New Roman"/>
-          <w:sz w:val="24"/>
-          <w:szCs w:val="24"/>
-          <w:u w:val="single"/>
-          <w:spacing w:val="-2"/>
-        </w:rPr>
-        <w:t xml:space="preserve"/>
-      </w:r>
-    </w:p>
-    <w:p>
-      <w:pPr>
-        <w:ind w:firstLine="720"/>
-      </w:pPr>
-      <w:r>
-        <w:rPr>
-          <w:rFonts w:ascii="Times New Roman" w:hAnsi="Times New Roman" w:cs="Times New Roman"/>
-          <w:sz w:val="24"/>
-          <w:szCs w:val="24"/>
-          <w:u w:val="single"/>
-        </w:rPr>
-        <w:t xml:space="preserve"/>
-      </w:r>
-    </w:p>
-    <w:p>
-      <w:pPr>
-        <w:ind w:firstLine="720"/>
-      </w:pPr>
-      <w:r>
-        <w:rPr>
-          <w:rFonts w:ascii="Times New Roman" w:hAnsi="Times New Roman" w:cs="Times New Roman"/>
-          <w:sz w:val="24"/>
-          <w:szCs w:val="24"/>
-          <w:u w:val="single"/>
-        </w:rPr>
-        <w:t xml:space="preserve"/>
         <w:br w:type="page"/>
         <w:t xml:space="preserve"/>
       </w:r>
@@ -2580,28 +2129,6 @@
           <w:sz w:val="24"/>
           <w:szCs w:val="24"/>
           <w:b/>
-        </w:rPr>
-        <w:t xml:space="preserve"/>
-      </w:r>
-    </w:p>
-    <w:p>
-      <w:pPr/>
-      <w:r>
-        <w:rPr>
-          <w:rFonts w:ascii="Times New Roman" w:hAnsi="Times New Roman" w:cs="Times New Roman"/>
-          <w:sz w:val="24"/>
-          <w:szCs w:val="24"/>
-        </w:rPr>
-        <w:t xml:space="preserve"/>
-      </w:r>
-    </w:p>
-    <w:p>
-      <w:pPr/>
-      <w:r>
-        <w:rPr>
-          <w:rFonts w:ascii="Times New Roman" w:hAnsi="Times New Roman" w:cs="Times New Roman"/>
-          <w:sz w:val="24"/>
-          <w:szCs w:val="24"/>
         </w:rPr>
         <w:t xml:space="preserve"/>
       </w:r>
@@ -3084,66 +2611,6 @@
     </w:p>
     <w:p>
       <w:pPr>
-        <w:ind w:firstLine="720"/>
-      </w:pPr>
-      <w:r>
-        <w:rPr>
-          <w:rFonts w:ascii="Times New Roman" w:hAnsi="Times New Roman" w:cs="Times New Roman"/>
-          <w:sz w:val="24"/>
-          <w:szCs w:val="24"/>
-        </w:rPr>
-        <w:t xml:space="preserve"/>
-      </w:r>
-    </w:p>
-    <w:p>
-      <w:pPr/>
-      <w:r>
-        <w:rPr>
-          <w:rFonts w:ascii="Times New Roman" w:hAnsi="Times New Roman" w:cs="Times New Roman"/>
-          <w:sz w:val="24"/>
-          <w:szCs w:val="24"/>
-        </w:rPr>
-        <w:t xml:space="preserve"/>
-      </w:r>
-    </w:p>
-    <w:p>
-      <w:pPr/>
-      <w:r>
-        <w:rPr>
-          <w:rFonts w:ascii="Times New Roman" w:hAnsi="Times New Roman" w:cs="Times New Roman"/>
-          <w:sz w:val="24"/>
-          <w:szCs w:val="24"/>
-          <w:u w:val="single"/>
-        </w:rPr>
-        <w:t xml:space="preserve"/>
-      </w:r>
-    </w:p>
-    <w:p>
-      <w:pPr/>
-      <w:r>
-        <w:rPr>
-          <w:rFonts w:ascii="Times New Roman" w:hAnsi="Times New Roman" w:cs="Times New Roman"/>
-          <w:sz w:val="24"/>
-          <w:szCs w:val="24"/>
-          <w:u w:val="single"/>
-        </w:rPr>
-        <w:t xml:space="preserve"/>
-      </w:r>
-    </w:p>
-    <w:p>
-      <w:pPr/>
-      <w:r>
-        <w:rPr>
-          <w:rFonts w:ascii="Times New Roman" w:hAnsi="Times New Roman" w:cs="Times New Roman"/>
-          <w:sz w:val="24"/>
-          <w:szCs w:val="24"/>
-          <w:u w:val="single"/>
-        </w:rPr>
-        <w:t xml:space="preserve"/>
-      </w:r>
-    </w:p>
-    <w:p>
-      <w:pPr>
         <w:jc w:val="center"/>
       </w:pPr>
       <w:r>
@@ -3307,81 +2774,89 @@
       </w:r>
     </w:p>
     <w:p>
-      <w:pPr/>
-      <w:r>
-        <w:rPr>
-          <w:rFonts w:ascii="Times New Roman" w:hAnsi="Times New Roman" w:cs="Times New Roman"/>
-          <w:sz w:val="24"/>
-          <w:szCs w:val="24"/>
-        </w:rPr>
-        <w:t xml:space="preserve"/>
-      </w:r>
-    </w:p>
-    <w:p>
-      <w:pPr/>
-      <w:r>
-        <w:rPr>
-          <w:rFonts w:ascii="Times New Roman" w:hAnsi="Times New Roman" w:cs="Times New Roman"/>
-          <w:sz w:val="24"/>
-          <w:szCs w:val="24"/>
-        </w:rPr>
-        <w:t xml:space="preserve"/>
-      </w:r>
-    </w:p>
-    <w:p>
-      <w:pPr/>
-      <w:r>
-        <w:rPr>
-          <w:rFonts w:ascii="Times New Roman" w:hAnsi="Times New Roman" w:cs="Times New Roman"/>
-          <w:sz w:val="24"/>
-          <w:szCs w:val="24"/>
-        </w:rPr>
-        <w:t xml:space="preserve"/>
-      </w:r>
-    </w:p>
-    <w:p>
-      <w:pPr/>
-      <w:r>
-        <w:rPr>
-          <w:rFonts w:ascii="Times New Roman" w:hAnsi="Times New Roman" w:cs="Times New Roman"/>
-          <w:sz w:val="24"/>
-          <w:szCs w:val="24"/>
-        </w:rPr>
-        <w:t xml:space="preserve"/>
-      </w:r>
-    </w:p>
-    <w:p>
-      <w:pPr/>
-      <w:r>
-        <w:rPr>
-          <w:rFonts w:ascii="Times New Roman" w:hAnsi="Times New Roman" w:cs="Times New Roman"/>
-          <w:sz w:val="24"/>
-          <w:szCs w:val="24"/>
-        </w:rPr>
-        <w:t xml:space="preserve"/>
-      </w:r>
-    </w:p>
-    <w:p>
-      <w:pPr/>
-      <w:r>
-        <w:rPr>
-          <w:rFonts w:ascii="Times New Roman" w:hAnsi="Times New Roman" w:cs="Times New Roman"/>
-          <w:sz w:val="24"/>
-          <w:szCs w:val="24"/>
-        </w:rPr>
-        <w:t xml:space="preserve"/>
-      </w:r>
-    </w:p>
-    <w:p>
-      <w:pPr/>
-      <w:r>
-        <w:rPr>
-          <w:rFonts w:ascii="Times New Roman" w:hAnsi="Times New Roman" w:cs="Times New Roman"/>
-          <w:sz w:val="24"/>
-          <w:szCs w:val="24"/>
-          <w:u w:val="single"/>
-        </w:rPr>
-        <w:t xml:space="preserve"/>
+      <w:pPr>
+        <w:spacing w:after="0" w:line="240" w:lineRule="auto"/>
+        <w:ind w:left="4320"/>
+      </w:pPr>
+      <w:r>
+        <w:rPr>
+          <w:rFonts w:ascii="Times New Roman" w:hAnsi="Times New Roman" w:cs="Times New Roman"/>
+          <w:sz w:val="24"/>
+          <w:szCs w:val="24"/>
+        </w:rPr>
+        <w:t xml:space="preserve">Terri Craig, OBA #16485</w:t>
+      </w:r>
+    </w:p>
+    <w:p>
+      <w:pPr>
+        <w:spacing w:after="0" w:line="240" w:lineRule="auto"/>
+        <w:ind w:left="4320"/>
+      </w:pPr>
+      <w:r>
+        <w:rPr>
+          <w:rFonts w:ascii="Times New Roman" w:hAnsi="Times New Roman" w:cs="Times New Roman"/>
+          <w:sz w:val="24"/>
+          <w:szCs w:val="24"/>
+        </w:rPr>
+        <w:t xml:space="preserve">Attorney for Petitioner(s)</w:t>
+      </w:r>
+    </w:p>
+    <w:p>
+      <w:pPr>
+        <w:spacing w:after="0" w:line="240" w:lineRule="auto"/>
+        <w:ind w:left="4320"/>
+      </w:pPr>
+      <w:r>
+        <w:rPr>
+          <w:rFonts w:ascii="Times New Roman" w:hAnsi="Times New Roman" w:cs="Times New Roman"/>
+          <w:sz w:val="24"/>
+          <w:szCs w:val="24"/>
+        </w:rPr>
+        <w:t xml:space="preserve">P. O. Box 991</w:t>
+      </w:r>
+    </w:p>
+    <w:p>
+      <w:pPr>
+        <w:spacing w:after="0" w:line="240" w:lineRule="auto"/>
+        <w:ind w:left="4320"/>
+      </w:pPr>
+      <w:r>
+        <w:rPr>
+          <w:rFonts w:ascii="Times New Roman" w:hAnsi="Times New Roman" w:cs="Times New Roman"/>
+          <w:sz w:val="24"/>
+          <w:szCs w:val="24"/>
+        </w:rPr>
+        <w:t xml:space="preserve">Wagoner, OK 74477</w:t>
+      </w:r>
+    </w:p>
+    <w:p>
+      <w:pPr>
+        <w:spacing w:after="0" w:line="240" w:lineRule="auto"/>
+        <w:ind w:left="4320"/>
+        <w:jc w:val="both"/>
+      </w:pPr>
+      <w:r>
+        <w:rPr>
+          <w:rFonts w:ascii="Times New Roman" w:hAnsi="Times New Roman" w:cs="Times New Roman"/>
+          <w:sz w:val="24"/>
+          <w:szCs w:val="24"/>
+        </w:rPr>
+        <w:t xml:space="preserve">(918) 485-1529</w:t>
+      </w:r>
+    </w:p>
+    <w:p>
+      <w:pPr>
+        <w:spacing w:after="0" w:line="240" w:lineRule="auto"/>
+        <w:ind w:left="4320"/>
+        <w:jc w:val="both"/>
+      </w:pPr>
+      <w:r>
+        <w:rPr>
+          <w:rFonts w:ascii="Times New Roman" w:hAnsi="Times New Roman" w:cs="Times New Roman"/>
+          <w:sz w:val="24"/>
+          <w:szCs w:val="24"/>
+        </w:rPr>
+        <w:t xml:space="preserve">Craiglawoffice@yahoo.com</w:t>
       </w:r>
     </w:p>
     <w:p>
@@ -3400,78 +2875,8 @@
       </w:r>
     </w:p>
     <w:p>
-      <w:pPr/>
-      <w:r>
-        <w:rPr>
-          <w:rFonts w:ascii="Times New Roman" w:hAnsi="Times New Roman" w:cs="Times New Roman"/>
-          <w:sz w:val="24"/>
-          <w:szCs w:val="24"/>
-        </w:rPr>
-        <w:t xml:space="preserve">Terri Craig, OBA #16485</w:t>
-      </w:r>
-    </w:p>
-    <w:p>
-      <w:pPr/>
-      <w:r>
-        <w:rPr>
-          <w:rFonts w:ascii="Times New Roman" w:hAnsi="Times New Roman" w:cs="Times New Roman"/>
-          <w:sz w:val="24"/>
-          <w:szCs w:val="24"/>
-        </w:rPr>
-        <w:t xml:space="preserve">Attorney for Petitioner(s)</w:t>
-      </w:r>
-    </w:p>
-    <w:p>
-      <w:pPr/>
-      <w:r>
-        <w:rPr>
-          <w:rFonts w:ascii="Times New Roman" w:hAnsi="Times New Roman" w:cs="Times New Roman"/>
-          <w:sz w:val="24"/>
-          <w:szCs w:val="24"/>
-        </w:rPr>
-        <w:t xml:space="preserve">P. O. Box 991</w:t>
-      </w:r>
-    </w:p>
-    <w:p>
-      <w:pPr/>
-      <w:r>
-        <w:rPr>
-          <w:rFonts w:ascii="Times New Roman" w:hAnsi="Times New Roman" w:cs="Times New Roman"/>
-          <w:sz w:val="24"/>
-          <w:szCs w:val="24"/>
-        </w:rPr>
-        <w:t xml:space="preserve">Wagoner, OK 74477</w:t>
-      </w:r>
-    </w:p>
-    <w:p>
-      <w:pPr>
-        <w:jc w:val="both"/>
-      </w:pPr>
-      <w:r>
-        <w:rPr>
-          <w:rFonts w:ascii="Times New Roman" w:hAnsi="Times New Roman" w:cs="Times New Roman"/>
-          <w:sz w:val="24"/>
-          <w:szCs w:val="24"/>
-        </w:rPr>
-        <w:t xml:space="preserve">(918) 485-1529</w:t>
-      </w:r>
-    </w:p>
-    <w:p>
-      <w:pPr>
-        <w:jc w:val="both"/>
-      </w:pPr>
-      <w:r>
-        <w:rPr>
-          <w:rFonts w:ascii="Times New Roman" w:hAnsi="Times New Roman" w:cs="Times New Roman"/>
-          <w:sz w:val="24"/>
-          <w:szCs w:val="24"/>
-        </w:rPr>
-        <w:t xml:space="preserve">Craiglawoffice@yahoo.com</w:t>
-      </w:r>
-    </w:p>
-    <w:p>
-      <w:pPr>
-        <w:jc w:val="both"/>
+      <w:pPr>
+        <w:jc w:val="center"/>
       </w:pPr>
       <w:r>
         <w:rPr>
@@ -3479,23 +2884,19 @@
           <w:sz w:val="24"/>
           <w:szCs w:val="24"/>
           <w:u w:val="single"/>
-          <w:spacing w:val="-2"/>
-        </w:rPr>
-        <w:t xml:space="preserve"/>
-      </w:r>
-    </w:p>
-    <w:p>
-      <w:pPr>
-        <w:ind w:firstLine="720"/>
-      </w:pPr>
-      <w:r>
-        <w:rPr>
-          <w:rFonts w:ascii="Times New Roman" w:hAnsi="Times New Roman" w:cs="Times New Roman"/>
-          <w:sz w:val="24"/>
-          <w:szCs w:val="24"/>
-          <w:u w:val="single"/>
-        </w:rPr>
-        <w:t xml:space="preserve"/>
+        </w:rPr>
+        <w:t xml:space="preserve"/>
+        <w:br w:type="page"/>
+        <w:t xml:space="preserve"/>
+      </w:r>
+      <w:r>
+        <w:rPr>
+          <w:rFonts w:ascii="Times New Roman" w:hAnsi="Times New Roman" w:cs="Times New Roman"/>
+          <w:sz w:val="24"/>
+          <w:szCs w:val="24"/>
+          <w:b/>
+        </w:rPr>
+        <w:t xml:space="preserve">IN THE DISTRICT COURT IN AND FOR {{ county_upper }} COUNTY</w:t>
       </w:r>
     </w:p>
     <w:p>
@@ -3507,20 +2908,9 @@
           <w:rFonts w:ascii="Times New Roman" w:hAnsi="Times New Roman" w:cs="Times New Roman"/>
           <w:sz w:val="24"/>
           <w:szCs w:val="24"/>
-          <w:u w:val="single"/>
-        </w:rPr>
-        <w:t xml:space="preserve"/>
-        <w:br w:type="page"/>
-        <w:t xml:space="preserve"/>
-      </w:r>
-      <w:r>
-        <w:rPr>
-          <w:rFonts w:ascii="Times New Roman" w:hAnsi="Times New Roman" w:cs="Times New Roman"/>
-          <w:sz w:val="24"/>
-          <w:szCs w:val="24"/>
           <w:b/>
         </w:rPr>
-        <w:t xml:space="preserve">IN THE DISTRICT COURT IN AND FOR {{ county_upper }} COUNTY</w:t>
+        <w:t xml:space="preserve">STATE OF OKLAHOMA</w:t>
       </w:r>
     </w:p>
     <w:p>
@@ -3533,42 +2923,6 @@
           <w:sz w:val="24"/>
           <w:szCs w:val="24"/>
           <w:b/>
-        </w:rPr>
-        <w:t xml:space="preserve">STATE OF OKLAHOMA</w:t>
-      </w:r>
-    </w:p>
-    <w:p>
-      <w:pPr>
-        <w:jc w:val="center"/>
-      </w:pPr>
-      <w:r>
-        <w:rPr>
-          <w:rFonts w:ascii="Times New Roman" w:hAnsi="Times New Roman" w:cs="Times New Roman"/>
-          <w:sz w:val="24"/>
-          <w:szCs w:val="24"/>
-          <w:b/>
-        </w:rPr>
-        <w:t xml:space="preserve"/>
-      </w:r>
-    </w:p>
-    <w:p>
-      <w:pPr/>
-      <w:r>
-        <w:rPr>
-          <w:rFonts w:ascii="Times New Roman" w:hAnsi="Times New Roman" w:cs="Times New Roman"/>
-          <w:sz w:val="24"/>
-          <w:szCs w:val="24"/>
-        </w:rPr>
-        <w:t xml:space="preserve"/>
-      </w:r>
-    </w:p>
-    <w:p>
-      <w:pPr/>
-      <w:r>
-        <w:rPr>
-          <w:rFonts w:ascii="Times New Roman" w:hAnsi="Times New Roman" w:cs="Times New Roman"/>
-          <w:sz w:val="24"/>
-          <w:szCs w:val="24"/>
         </w:rPr>
         <w:t xml:space="preserve"/>
       </w:r>
@@ -4053,28 +3407,6 @@
       </w:r>
     </w:p>
     <w:p>
-      <w:pPr/>
-      <w:r>
-        <w:rPr>
-          <w:rFonts w:ascii="Times New Roman" w:hAnsi="Times New Roman" w:cs="Times New Roman"/>
-          <w:sz w:val="24"/>
-          <w:szCs w:val="24"/>
-        </w:rPr>
-        <w:t xml:space="preserve"/>
-      </w:r>
-    </w:p>
-    <w:p>
-      <w:pPr/>
-      <w:r>
-        <w:rPr>
-          <w:rFonts w:ascii="Times New Roman" w:hAnsi="Times New Roman" w:cs="Times New Roman"/>
-          <w:sz w:val="24"/>
-          <w:szCs w:val="24"/>
-        </w:rPr>
-        <w:t xml:space="preserve"/>
-      </w:r>
-    </w:p>
-    <w:p>
       <w:pPr>
         <w:jc w:val="center"/>
       </w:pPr>
@@ -4149,81 +3481,89 @@
       </w:r>
     </w:p>
     <w:p>
-      <w:pPr/>
-      <w:r>
-        <w:rPr>
-          <w:rFonts w:ascii="Times New Roman" w:hAnsi="Times New Roman" w:cs="Times New Roman"/>
-          <w:sz w:val="24"/>
-          <w:szCs w:val="24"/>
-        </w:rPr>
-        <w:t xml:space="preserve"/>
-      </w:r>
-    </w:p>
-    <w:p>
-      <w:pPr/>
-      <w:r>
-        <w:rPr>
-          <w:rFonts w:ascii="Times New Roman" w:hAnsi="Times New Roman" w:cs="Times New Roman"/>
-          <w:sz w:val="24"/>
-          <w:szCs w:val="24"/>
-        </w:rPr>
-        <w:t xml:space="preserve"/>
-      </w:r>
-    </w:p>
-    <w:p>
-      <w:pPr/>
-      <w:r>
-        <w:rPr>
-          <w:rFonts w:ascii="Times New Roman" w:hAnsi="Times New Roman" w:cs="Times New Roman"/>
-          <w:sz w:val="24"/>
-          <w:szCs w:val="24"/>
-        </w:rPr>
-        <w:t xml:space="preserve"/>
-      </w:r>
-    </w:p>
-    <w:p>
-      <w:pPr/>
-      <w:r>
-        <w:rPr>
-          <w:rFonts w:ascii="Times New Roman" w:hAnsi="Times New Roman" w:cs="Times New Roman"/>
-          <w:sz w:val="24"/>
-          <w:szCs w:val="24"/>
-        </w:rPr>
-        <w:t xml:space="preserve"/>
-      </w:r>
-    </w:p>
-    <w:p>
-      <w:pPr/>
-      <w:r>
-        <w:rPr>
-          <w:rFonts w:ascii="Times New Roman" w:hAnsi="Times New Roman" w:cs="Times New Roman"/>
-          <w:sz w:val="24"/>
-          <w:szCs w:val="24"/>
-        </w:rPr>
-        <w:t xml:space="preserve"/>
-      </w:r>
-    </w:p>
-    <w:p>
-      <w:pPr/>
-      <w:r>
-        <w:rPr>
-          <w:rFonts w:ascii="Times New Roman" w:hAnsi="Times New Roman" w:cs="Times New Roman"/>
-          <w:sz w:val="24"/>
-          <w:szCs w:val="24"/>
-        </w:rPr>
-        <w:t xml:space="preserve"/>
-      </w:r>
-    </w:p>
-    <w:p>
-      <w:pPr/>
-      <w:r>
-        <w:rPr>
-          <w:rFonts w:ascii="Times New Roman" w:hAnsi="Times New Roman" w:cs="Times New Roman"/>
-          <w:sz w:val="24"/>
-          <w:szCs w:val="24"/>
-          <w:u w:val="single"/>
-        </w:rPr>
-        <w:t xml:space="preserve"/>
+      <w:pPr>
+        <w:spacing w:after="0" w:line="240" w:lineRule="auto"/>
+        <w:ind w:left="4320"/>
+      </w:pPr>
+      <w:r>
+        <w:rPr>
+          <w:rFonts w:ascii="Times New Roman" w:hAnsi="Times New Roman" w:cs="Times New Roman"/>
+          <w:sz w:val="24"/>
+          <w:szCs w:val="24"/>
+        </w:rPr>
+        <w:t xml:space="preserve">Terri Craig, OBA #16485</w:t>
+      </w:r>
+    </w:p>
+    <w:p>
+      <w:pPr>
+        <w:spacing w:after="0" w:line="240" w:lineRule="auto"/>
+        <w:ind w:left="4320"/>
+      </w:pPr>
+      <w:r>
+        <w:rPr>
+          <w:rFonts w:ascii="Times New Roman" w:hAnsi="Times New Roman" w:cs="Times New Roman"/>
+          <w:sz w:val="24"/>
+          <w:szCs w:val="24"/>
+        </w:rPr>
+        <w:t xml:space="preserve">Attorney for Petitioner(s)</w:t>
+      </w:r>
+    </w:p>
+    <w:p>
+      <w:pPr>
+        <w:spacing w:after="0" w:line="240" w:lineRule="auto"/>
+        <w:ind w:left="4320"/>
+      </w:pPr>
+      <w:r>
+        <w:rPr>
+          <w:rFonts w:ascii="Times New Roman" w:hAnsi="Times New Roman" w:cs="Times New Roman"/>
+          <w:sz w:val="24"/>
+          <w:szCs w:val="24"/>
+        </w:rPr>
+        <w:t xml:space="preserve">P. O. Box 991</w:t>
+      </w:r>
+    </w:p>
+    <w:p>
+      <w:pPr>
+        <w:spacing w:after="0" w:line="240" w:lineRule="auto"/>
+        <w:ind w:left="4320"/>
+      </w:pPr>
+      <w:r>
+        <w:rPr>
+          <w:rFonts w:ascii="Times New Roman" w:hAnsi="Times New Roman" w:cs="Times New Roman"/>
+          <w:sz w:val="24"/>
+          <w:szCs w:val="24"/>
+        </w:rPr>
+        <w:t xml:space="preserve">Wagoner, OK 74477</w:t>
+      </w:r>
+    </w:p>
+    <w:p>
+      <w:pPr>
+        <w:spacing w:after="0" w:line="240" w:lineRule="auto"/>
+        <w:ind w:left="4320"/>
+        <w:jc w:val="both"/>
+      </w:pPr>
+      <w:r>
+        <w:rPr>
+          <w:rFonts w:ascii="Times New Roman" w:hAnsi="Times New Roman" w:cs="Times New Roman"/>
+          <w:sz w:val="24"/>
+          <w:szCs w:val="24"/>
+        </w:rPr>
+        <w:t xml:space="preserve">(918) 485-1529</w:t>
+      </w:r>
+    </w:p>
+    <w:p>
+      <w:pPr>
+        <w:spacing w:after="0" w:line="240" w:lineRule="auto"/>
+        <w:ind w:left="4320"/>
+        <w:jc w:val="both"/>
+      </w:pPr>
+      <w:r>
+        <w:rPr>
+          <w:rFonts w:ascii="Times New Roman" w:hAnsi="Times New Roman" w:cs="Times New Roman"/>
+          <w:sz w:val="24"/>
+          <w:szCs w:val="24"/>
+        </w:rPr>
+        <w:t xml:space="preserve">Craiglawoffice@yahoo.com</w:t>
       </w:r>
     </w:p>
     <w:p>
@@ -4242,78 +3582,8 @@
       </w:r>
     </w:p>
     <w:p>
-      <w:pPr/>
-      <w:r>
-        <w:rPr>
-          <w:rFonts w:ascii="Times New Roman" w:hAnsi="Times New Roman" w:cs="Times New Roman"/>
-          <w:sz w:val="24"/>
-          <w:szCs w:val="24"/>
-        </w:rPr>
-        <w:t xml:space="preserve">Terri Craig, OBA #16485</w:t>
-      </w:r>
-    </w:p>
-    <w:p>
-      <w:pPr/>
-      <w:r>
-        <w:rPr>
-          <w:rFonts w:ascii="Times New Roman" w:hAnsi="Times New Roman" w:cs="Times New Roman"/>
-          <w:sz w:val="24"/>
-          <w:szCs w:val="24"/>
-        </w:rPr>
-        <w:t xml:space="preserve">Attorney for Petitioner(s)</w:t>
-      </w:r>
-    </w:p>
-    <w:p>
-      <w:pPr/>
-      <w:r>
-        <w:rPr>
-          <w:rFonts w:ascii="Times New Roman" w:hAnsi="Times New Roman" w:cs="Times New Roman"/>
-          <w:sz w:val="24"/>
-          <w:szCs w:val="24"/>
-        </w:rPr>
-        <w:t xml:space="preserve">P. O. Box 991</w:t>
-      </w:r>
-    </w:p>
-    <w:p>
-      <w:pPr/>
-      <w:r>
-        <w:rPr>
-          <w:rFonts w:ascii="Times New Roman" w:hAnsi="Times New Roman" w:cs="Times New Roman"/>
-          <w:sz w:val="24"/>
-          <w:szCs w:val="24"/>
-        </w:rPr>
-        <w:t xml:space="preserve">Wagoner, OK 74477</w:t>
-      </w:r>
-    </w:p>
-    <w:p>
-      <w:pPr>
-        <w:jc w:val="both"/>
-      </w:pPr>
-      <w:r>
-        <w:rPr>
-          <w:rFonts w:ascii="Times New Roman" w:hAnsi="Times New Roman" w:cs="Times New Roman"/>
-          <w:sz w:val="24"/>
-          <w:szCs w:val="24"/>
-        </w:rPr>
-        <w:t xml:space="preserve">(918) 485-1529</w:t>
-      </w:r>
-    </w:p>
-    <w:p>
-      <w:pPr>
-        <w:jc w:val="both"/>
-      </w:pPr>
-      <w:r>
-        <w:rPr>
-          <w:rFonts w:ascii="Times New Roman" w:hAnsi="Times New Roman" w:cs="Times New Roman"/>
-          <w:sz w:val="24"/>
-          <w:szCs w:val="24"/>
-        </w:rPr>
-        <w:t xml:space="preserve">Craiglawoffice@yahoo.com</w:t>
-      </w:r>
-    </w:p>
-    <w:p>
-      <w:pPr>
-        <w:jc w:val="both"/>
+      <w:pPr>
+        <w:jc w:val="center"/>
       </w:pPr>
       <w:r>
         <w:rPr>
@@ -4321,23 +3591,19 @@
           <w:sz w:val="24"/>
           <w:szCs w:val="24"/>
           <w:u w:val="single"/>
-          <w:spacing w:val="-2"/>
-        </w:rPr>
-        <w:t xml:space="preserve"/>
-      </w:r>
-    </w:p>
-    <w:p>
-      <w:pPr>
-        <w:ind w:firstLine="720"/>
-      </w:pPr>
-      <w:r>
-        <w:rPr>
-          <w:rFonts w:ascii="Times New Roman" w:hAnsi="Times New Roman" w:cs="Times New Roman"/>
-          <w:sz w:val="24"/>
-          <w:szCs w:val="24"/>
-          <w:u w:val="single"/>
-        </w:rPr>
-        <w:t xml:space="preserve"/>
+        </w:rPr>
+        <w:t xml:space="preserve"/>
+        <w:br w:type="page"/>
+        <w:t xml:space="preserve"/>
+      </w:r>
+      <w:r>
+        <w:rPr>
+          <w:rFonts w:ascii="Times New Roman" w:hAnsi="Times New Roman" w:cs="Times New Roman"/>
+          <w:sz w:val="24"/>
+          <w:szCs w:val="24"/>
+          <w:b/>
+        </w:rPr>
+        <w:t xml:space="preserve">IN THE DISTRICT COURT IN AND FOR {{ county_upper }} COUNTY</w:t>
       </w:r>
     </w:p>
     <w:p>
@@ -4349,20 +3615,9 @@
           <w:rFonts w:ascii="Times New Roman" w:hAnsi="Times New Roman" w:cs="Times New Roman"/>
           <w:sz w:val="24"/>
           <w:szCs w:val="24"/>
-          <w:u w:val="single"/>
-        </w:rPr>
-        <w:t xml:space="preserve"/>
-        <w:br w:type="page"/>
-        <w:t xml:space="preserve"/>
-      </w:r>
-      <w:r>
-        <w:rPr>
-          <w:rFonts w:ascii="Times New Roman" w:hAnsi="Times New Roman" w:cs="Times New Roman"/>
-          <w:sz w:val="24"/>
-          <w:szCs w:val="24"/>
           <w:b/>
         </w:rPr>
-        <w:t xml:space="preserve">IN THE DISTRICT COURT IN AND FOR {{ county_upper }} COUNTY</w:t>
+        <w:t xml:space="preserve">STATE OF OKLAHOMA</w:t>
       </w:r>
     </w:p>
     <w:p>
@@ -4375,42 +3630,6 @@
           <w:sz w:val="24"/>
           <w:szCs w:val="24"/>
           <w:b/>
-        </w:rPr>
-        <w:t xml:space="preserve">STATE OF OKLAHOMA</w:t>
-      </w:r>
-    </w:p>
-    <w:p>
-      <w:pPr>
-        <w:jc w:val="center"/>
-      </w:pPr>
-      <w:r>
-        <w:rPr>
-          <w:rFonts w:ascii="Times New Roman" w:hAnsi="Times New Roman" w:cs="Times New Roman"/>
-          <w:sz w:val="24"/>
-          <w:szCs w:val="24"/>
-          <w:b/>
-        </w:rPr>
-        <w:t xml:space="preserve"/>
-      </w:r>
-    </w:p>
-    <w:p>
-      <w:pPr/>
-      <w:r>
-        <w:rPr>
-          <w:rFonts w:ascii="Times New Roman" w:hAnsi="Times New Roman" w:cs="Times New Roman"/>
-          <w:sz w:val="24"/>
-          <w:szCs w:val="24"/>
-        </w:rPr>
-        <w:t xml:space="preserve"/>
-      </w:r>
-    </w:p>
-    <w:p>
-      <w:pPr/>
-      <w:r>
-        <w:rPr>
-          <w:rFonts w:ascii="Times New Roman" w:hAnsi="Times New Roman" w:cs="Times New Roman"/>
-          <w:sz w:val="24"/>
-          <w:szCs w:val="24"/>
         </w:rPr>
         <w:t xml:space="preserve"/>
       </w:r>
@@ -4897,30 +4116,6 @@
       </w:r>
     </w:p>
     <w:p>
-      <w:pPr/>
-      <w:r>
-        <w:rPr>
-          <w:rFonts w:ascii="Times New Roman" w:hAnsi="Times New Roman" w:cs="Times New Roman"/>
-          <w:sz w:val="24"/>
-          <w:szCs w:val="24"/>
-          <w:u w:val="single"/>
-        </w:rPr>
-        <w:t xml:space="preserve"/>
-      </w:r>
-    </w:p>
-    <w:p>
-      <w:pPr/>
-      <w:r>
-        <w:rPr>
-          <w:rFonts w:ascii="Times New Roman" w:hAnsi="Times New Roman" w:cs="Times New Roman"/>
-          <w:sz w:val="24"/>
-          <w:szCs w:val="24"/>
-          <w:u w:val="single"/>
-        </w:rPr>
-        <w:t xml:space="preserve"/>
-      </w:r>
-    </w:p>
-    <w:p>
       <w:pPr>
         <w:jc w:val="center"/>
       </w:pPr>
@@ -4998,6 +4193,92 @@
       </w:r>
     </w:p>
     <w:p>
+      <w:pPr>
+        <w:spacing w:after="0" w:line="240" w:lineRule="auto"/>
+        <w:ind w:left="4320"/>
+      </w:pPr>
+      <w:r>
+        <w:rPr>
+          <w:rFonts w:ascii="Times New Roman" w:hAnsi="Times New Roman" w:cs="Times New Roman"/>
+          <w:sz w:val="24"/>
+          <w:szCs w:val="24"/>
+        </w:rPr>
+        <w:t xml:space="preserve">Terri Craig, OBA #16485</w:t>
+      </w:r>
+    </w:p>
+    <w:p>
+      <w:pPr>
+        <w:spacing w:after="0" w:line="240" w:lineRule="auto"/>
+        <w:ind w:left="4320"/>
+      </w:pPr>
+      <w:r>
+        <w:rPr>
+          <w:rFonts w:ascii="Times New Roman" w:hAnsi="Times New Roman" w:cs="Times New Roman"/>
+          <w:sz w:val="24"/>
+          <w:szCs w:val="24"/>
+        </w:rPr>
+        <w:t xml:space="preserve">Attorney for Petitioner(s)</w:t>
+      </w:r>
+    </w:p>
+    <w:p>
+      <w:pPr>
+        <w:spacing w:after="0" w:line="240" w:lineRule="auto"/>
+        <w:ind w:left="4320"/>
+      </w:pPr>
+      <w:r>
+        <w:rPr>
+          <w:rFonts w:ascii="Times New Roman" w:hAnsi="Times New Roman" w:cs="Times New Roman"/>
+          <w:sz w:val="24"/>
+          <w:szCs w:val="24"/>
+        </w:rPr>
+        <w:t xml:space="preserve">P. O. Box 991</w:t>
+      </w:r>
+    </w:p>
+    <w:p>
+      <w:pPr>
+        <w:spacing w:after="0" w:line="240" w:lineRule="auto"/>
+        <w:ind w:left="4320"/>
+      </w:pPr>
+      <w:r>
+        <w:rPr>
+          <w:rFonts w:ascii="Times New Roman" w:hAnsi="Times New Roman" w:cs="Times New Roman"/>
+          <w:sz w:val="24"/>
+          <w:szCs w:val="24"/>
+        </w:rPr>
+        <w:t xml:space="preserve">Wagoner, OK 74477</w:t>
+      </w:r>
+    </w:p>
+    <w:p>
+      <w:pPr>
+        <w:spacing w:after="0" w:line="240" w:lineRule="auto"/>
+        <w:ind w:left="4320"/>
+        <w:jc w:val="both"/>
+      </w:pPr>
+      <w:r>
+        <w:rPr>
+          <w:rFonts w:ascii="Times New Roman" w:hAnsi="Times New Roman" w:cs="Times New Roman"/>
+          <w:sz w:val="24"/>
+          <w:szCs w:val="24"/>
+        </w:rPr>
+        <w:t xml:space="preserve">(918) 485-1529</w:t>
+      </w:r>
+    </w:p>
+    <w:p>
+      <w:pPr>
+        <w:spacing w:after="0" w:line="240" w:lineRule="auto"/>
+        <w:ind w:left="4320"/>
+        <w:jc w:val="both"/>
+      </w:pPr>
+      <w:r>
+        <w:rPr>
+          <w:rFonts w:ascii="Times New Roman" w:hAnsi="Times New Roman" w:cs="Times New Roman"/>
+          <w:sz w:val="24"/>
+          <w:szCs w:val="24"/>
+        </w:rPr>
+        <w:t xml:space="preserve">Craiglawoffice@yahoo.com</w:t>
+      </w:r>
+    </w:p>
+    <w:p>
       <w:pPr/>
       <w:r>
         <w:rPr>
@@ -5007,337 +4288,11 @@
           <w:u w:val="single"/>
         </w:rPr>
         <w:t xml:space="preserve"/>
-      </w:r>
-    </w:p>
-    <w:p>
-      <w:pPr/>
-      <w:r>
-        <w:rPr>
-          <w:rFonts w:ascii="Times New Roman" w:hAnsi="Times New Roman" w:cs="Times New Roman"/>
-          <w:sz w:val="24"/>
-          <w:szCs w:val="24"/>
-          <w:u w:val="single"/>
-        </w:rPr>
-        <w:t xml:space="preserve"/>
-      </w:r>
-    </w:p>
-    <w:p>
-      <w:pPr/>
-      <w:r>
-        <w:rPr>
-          <w:rFonts w:ascii="Times New Roman" w:hAnsi="Times New Roman" w:cs="Times New Roman"/>
-          <w:sz w:val="24"/>
-          <w:szCs w:val="24"/>
-          <w:u w:val="single"/>
-        </w:rPr>
-        <w:t xml:space="preserve"/>
-      </w:r>
-    </w:p>
-    <w:p>
-      <w:pPr/>
-      <w:r>
-        <w:rPr>
-          <w:rFonts w:ascii="Times New Roman" w:hAnsi="Times New Roman" w:cs="Times New Roman"/>
-          <w:sz w:val="24"/>
-          <w:szCs w:val="24"/>
-          <w:u w:val="single"/>
-        </w:rPr>
-        <w:t xml:space="preserve"/>
-      </w:r>
-    </w:p>
-    <w:p>
-      <w:pPr/>
-      <w:r>
-        <w:rPr>
-          <w:rFonts w:ascii="Times New Roman" w:hAnsi="Times New Roman" w:cs="Times New Roman"/>
-          <w:sz w:val="24"/>
-          <w:szCs w:val="24"/>
-          <w:u w:val="single"/>
-        </w:rPr>
-        <w:t xml:space="preserve"/>
-      </w:r>
-    </w:p>
-    <w:p>
-      <w:pPr/>
-      <w:r>
-        <w:rPr>
-          <w:rFonts w:ascii="Times New Roman" w:hAnsi="Times New Roman" w:cs="Times New Roman"/>
-          <w:sz w:val="24"/>
-          <w:szCs w:val="24"/>
-          <w:u w:val="single"/>
-        </w:rPr>
-        <w:t xml:space="preserve"/>
-      </w:r>
-    </w:p>
-    <w:p>
-      <w:pPr/>
-      <w:r>
-        <w:rPr>
-          <w:rFonts w:ascii="Times New Roman" w:hAnsi="Times New Roman" w:cs="Times New Roman"/>
-          <w:sz w:val="24"/>
-          <w:szCs w:val="24"/>
-          <w:u w:val="single"/>
-        </w:rPr>
-        <w:t xml:space="preserve"/>
-      </w:r>
-    </w:p>
-    <w:p>
-      <w:pPr/>
-      <w:r>
-        <w:rPr>
-          <w:rFonts w:ascii="Times New Roman" w:hAnsi="Times New Roman" w:cs="Times New Roman"/>
-          <w:sz w:val="24"/>
-          <w:szCs w:val="24"/>
-          <w:u w:val="single"/>
-        </w:rPr>
-        <w:t xml:space="preserve"/>
-      </w:r>
-    </w:p>
-    <w:p>
-      <w:pPr/>
-      <w:r>
-        <w:rPr>
-          <w:rFonts w:ascii="Times New Roman" w:hAnsi="Times New Roman" w:cs="Times New Roman"/>
-          <w:sz w:val="24"/>
-          <w:szCs w:val="24"/>
-          <w:u w:val="single"/>
-        </w:rPr>
-        <w:t xml:space="preserve"/>
-      </w:r>
-    </w:p>
-    <w:p>
-      <w:pPr/>
-      <w:r>
-        <w:rPr>
-          <w:rFonts w:ascii="Times New Roman" w:hAnsi="Times New Roman" w:cs="Times New Roman"/>
-          <w:sz w:val="24"/>
-          <w:szCs w:val="24"/>
-          <w:u w:val="single"/>
-        </w:rPr>
-        <w:t xml:space="preserve"/>
-      </w:r>
-    </w:p>
-    <w:p>
-      <w:pPr/>
-      <w:r>
-        <w:rPr>
-          <w:rFonts w:ascii="Times New Roman" w:hAnsi="Times New Roman" w:cs="Times New Roman"/>
-          <w:sz w:val="24"/>
-          <w:szCs w:val="24"/>
-        </w:rPr>
-        <w:t xml:space="preserve"/>
-      </w:r>
-    </w:p>
-    <w:p>
-      <w:pPr/>
-      <w:r>
-        <w:rPr>
-          <w:rFonts w:ascii="Times New Roman" w:hAnsi="Times New Roman" w:cs="Times New Roman"/>
-          <w:sz w:val="24"/>
-          <w:szCs w:val="24"/>
-        </w:rPr>
-        <w:t xml:space="preserve"/>
-      </w:r>
-    </w:p>
-    <w:p>
-      <w:pPr/>
-      <w:r>
-        <w:rPr>
-          <w:rFonts w:ascii="Times New Roman" w:hAnsi="Times New Roman" w:cs="Times New Roman"/>
-          <w:sz w:val="24"/>
-          <w:szCs w:val="24"/>
-          <w:u w:val="single"/>
-        </w:rPr>
-        <w:t xml:space="preserve"/>
-      </w:r>
-    </w:p>
-    <w:p>
-      <w:pPr>
-        <w:jc w:val="both"/>
-      </w:pPr>
-      <w:r>
-        <w:rPr>
-          <w:rFonts w:ascii="Times New Roman" w:hAnsi="Times New Roman" w:cs="Times New Roman"/>
-          <w:sz w:val="24"/>
-          <w:szCs w:val="24"/>
-          <w:u w:val="single"/>
-          <w:spacing w:val="-2"/>
-        </w:rPr>
-        <w:t xml:space="preserve"/>
-      </w:r>
-    </w:p>
-    <w:p>
-      <w:pPr/>
-      <w:r>
-        <w:rPr>
-          <w:rFonts w:ascii="Times New Roman" w:hAnsi="Times New Roman" w:cs="Times New Roman"/>
-          <w:sz w:val="24"/>
-          <w:szCs w:val="24"/>
-        </w:rPr>
-        <w:t xml:space="preserve">Terri Craig, OBA #16485</w:t>
-      </w:r>
-    </w:p>
-    <w:p>
-      <w:pPr/>
-      <w:r>
-        <w:rPr>
-          <w:rFonts w:ascii="Times New Roman" w:hAnsi="Times New Roman" w:cs="Times New Roman"/>
-          <w:sz w:val="24"/>
-          <w:szCs w:val="24"/>
-        </w:rPr>
-        <w:t xml:space="preserve">Attorney for Petitioner(s)</w:t>
-      </w:r>
-    </w:p>
-    <w:p>
-      <w:pPr/>
-      <w:r>
-        <w:rPr>
-          <w:rFonts w:ascii="Times New Roman" w:hAnsi="Times New Roman" w:cs="Times New Roman"/>
-          <w:sz w:val="24"/>
-          <w:szCs w:val="24"/>
-        </w:rPr>
-        <w:t xml:space="preserve">P. O. Box 991</w:t>
-      </w:r>
-    </w:p>
-    <w:p>
-      <w:pPr/>
-      <w:r>
-        <w:rPr>
-          <w:rFonts w:ascii="Times New Roman" w:hAnsi="Times New Roman" w:cs="Times New Roman"/>
-          <w:sz w:val="24"/>
-          <w:szCs w:val="24"/>
-        </w:rPr>
-        <w:t xml:space="preserve">Wagoner, OK 74477</w:t>
-      </w:r>
-    </w:p>
-    <w:p>
-      <w:pPr>
-        <w:jc w:val="both"/>
-      </w:pPr>
-      <w:r>
-        <w:rPr>
-          <w:rFonts w:ascii="Times New Roman" w:hAnsi="Times New Roman" w:cs="Times New Roman"/>
-          <w:sz w:val="24"/>
-          <w:szCs w:val="24"/>
-        </w:rPr>
-        <w:t xml:space="preserve">(918) 485-1529</w:t>
-      </w:r>
-    </w:p>
-    <w:p>
-      <w:pPr>
-        <w:jc w:val="both"/>
-      </w:pPr>
-      <w:r>
-        <w:rPr>
-          <w:rFonts w:ascii="Times New Roman" w:hAnsi="Times New Roman" w:cs="Times New Roman"/>
-          <w:sz w:val="24"/>
-          <w:szCs w:val="24"/>
-        </w:rPr>
-        <w:t xml:space="preserve">Craiglawoffice@yahoo.com</w:t>
-      </w:r>
-    </w:p>
-    <w:p>
-      <w:pPr>
-        <w:jc w:val="both"/>
-      </w:pPr>
-      <w:r>
-        <w:rPr>
-          <w:rFonts w:ascii="Times New Roman" w:hAnsi="Times New Roman" w:cs="Times New Roman"/>
-          <w:sz w:val="24"/>
-          <w:szCs w:val="24"/>
-          <w:u w:val="single"/>
-          <w:spacing w:val="-2"/>
-        </w:rPr>
-        <w:t xml:space="preserve"/>
-      </w:r>
-    </w:p>
-    <w:p>
-      <w:pPr/>
-      <w:r>
-        <w:rPr>
-          <w:rFonts w:ascii="Times New Roman" w:hAnsi="Times New Roman" w:cs="Times New Roman"/>
-          <w:sz w:val="24"/>
-          <w:szCs w:val="24"/>
-          <w:u w:val="single"/>
-        </w:rPr>
-        <w:t xml:space="preserve"/>
-      </w:r>
-    </w:p>
-    <w:p>
-      <w:pPr/>
-      <w:r>
-        <w:rPr>
-          <w:rFonts w:ascii="Times New Roman" w:hAnsi="Times New Roman" w:cs="Times New Roman"/>
-          <w:sz w:val="24"/>
-          <w:szCs w:val="24"/>
-          <w:u w:val="single"/>
-        </w:rPr>
-        <w:t xml:space="preserve"/>
-      </w:r>
-    </w:p>
-    <w:p>
-      <w:pPr/>
-      <w:r>
-        <w:rPr>
-          <w:rFonts w:ascii="Times New Roman" w:hAnsi="Times New Roman" w:cs="Times New Roman"/>
-          <w:sz w:val="24"/>
-          <w:szCs w:val="24"/>
-          <w:u w:val="single"/>
-        </w:rPr>
-        <w:t xml:space="preserve"/>
-      </w:r>
-    </w:p>
-    <w:p>
-      <w:pPr/>
-      <w:r>
-        <w:rPr>
-          <w:rFonts w:ascii="Times New Roman" w:hAnsi="Times New Roman" w:cs="Times New Roman"/>
-          <w:sz w:val="24"/>
-          <w:szCs w:val="24"/>
-          <w:u w:val="single"/>
-        </w:rPr>
-        <w:t xml:space="preserve"/>
-      </w:r>
-    </w:p>
-    <w:p>
-      <w:pPr/>
-      <w:r>
-        <w:rPr>
-          <w:rFonts w:ascii="Times New Roman" w:hAnsi="Times New Roman" w:cs="Times New Roman"/>
-          <w:sz w:val="24"/>
-          <w:szCs w:val="24"/>
-          <w:u w:val="single"/>
-        </w:rPr>
-        <w:t xml:space="preserve"/>
         <w:br w:type="page"/>
         <w:t xml:space="preserve"/>
       </w:r>
     </w:p>
     <w:p>
-      <w:pPr/>
-      <w:r>
-        <w:rPr>
-          <w:rFonts w:ascii="Times New Roman" w:hAnsi="Times New Roman" w:cs="Times New Roman"/>
-          <w:sz w:val="24"/>
-          <w:szCs w:val="24"/>
-          <w:u w:val="single"/>
-        </w:rPr>
-        <w:t xml:space="preserve"/>
-      </w:r>
-    </w:p>
-    <w:p>
-      <w:pPr/>
-      <w:r>
-        <w:rPr>
-          <w:rFonts w:ascii="Times New Roman" w:hAnsi="Times New Roman" w:cs="Times New Roman"/>
-          <w:sz w:val="24"/>
-          <w:szCs w:val="24"/>
-          <w:u w:val="single"/>
-        </w:rPr>
-        <w:t xml:space="preserve"/>
-      </w:r>
-    </w:p>
-    <w:p>
       <w:pPr>
         <w:jc w:val="center"/>
       </w:pPr>
@@ -5375,28 +4330,6 @@
           <w:sz w:val="24"/>
           <w:szCs w:val="24"/>
           <w:b/>
-        </w:rPr>
-        <w:t xml:space="preserve"/>
-      </w:r>
-    </w:p>
-    <w:p>
-      <w:pPr/>
-      <w:r>
-        <w:rPr>
-          <w:rFonts w:ascii="Times New Roman" w:hAnsi="Times New Roman" w:cs="Times New Roman"/>
-          <w:sz w:val="24"/>
-          <w:szCs w:val="24"/>
-        </w:rPr>
-        <w:t xml:space="preserve"/>
-      </w:r>
-    </w:p>
-    <w:p>
-      <w:pPr/>
-      <w:r>
-        <w:rPr>
-          <w:rFonts w:ascii="Times New Roman" w:hAnsi="Times New Roman" w:cs="Times New Roman"/>
-          <w:sz w:val="24"/>
-          <w:szCs w:val="24"/>
         </w:rPr>
         <w:t xml:space="preserve"/>
       </w:r>
@@ -5880,30 +4813,6 @@
       </w:r>
     </w:p>
     <w:p>
-      <w:pPr/>
-      <w:r>
-        <w:rPr>
-          <w:rFonts w:ascii="Times New Roman" w:hAnsi="Times New Roman" w:cs="Times New Roman"/>
-          <w:sz w:val="24"/>
-          <w:szCs w:val="24"/>
-          <w:u w:val="single"/>
-        </w:rPr>
-        <w:t xml:space="preserve"/>
-      </w:r>
-    </w:p>
-    <w:p>
-      <w:pPr/>
-      <w:r>
-        <w:rPr>
-          <w:rFonts w:ascii="Times New Roman" w:hAnsi="Times New Roman" w:cs="Times New Roman"/>
-          <w:sz w:val="24"/>
-          <w:szCs w:val="24"/>
-          <w:u w:val="single"/>
-        </w:rPr>
-        <w:t xml:space="preserve"/>
-      </w:r>
-    </w:p>
-    <w:p>
       <w:pPr>
         <w:jc w:val="center"/>
       </w:pPr>
@@ -5978,107 +4887,65 @@
       </w:r>
     </w:p>
     <w:p>
-      <w:pPr/>
-      <w:r>
-        <w:rPr>
-          <w:rFonts w:ascii="Times New Roman" w:hAnsi="Times New Roman" w:cs="Times New Roman"/>
-          <w:sz w:val="24"/>
-          <w:szCs w:val="24"/>
-        </w:rPr>
-        <w:t xml:space="preserve"/>
-      </w:r>
-    </w:p>
-    <w:p>
-      <w:pPr/>
-      <w:r>
-        <w:rPr>
-          <w:rFonts w:ascii="Times New Roman" w:hAnsi="Times New Roman" w:cs="Times New Roman"/>
-          <w:sz w:val="24"/>
-          <w:szCs w:val="24"/>
-        </w:rPr>
-        <w:t xml:space="preserve"/>
-      </w:r>
-    </w:p>
-    <w:p>
-      <w:pPr/>
-      <w:r>
-        <w:rPr>
-          <w:rFonts w:ascii="Times New Roman" w:hAnsi="Times New Roman" w:cs="Times New Roman"/>
-          <w:sz w:val="24"/>
-          <w:szCs w:val="24"/>
-        </w:rPr>
-        <w:t xml:space="preserve"/>
-      </w:r>
-    </w:p>
-    <w:p>
-      <w:pPr/>
-      <w:r>
-        <w:rPr>
-          <w:rFonts w:ascii="Times New Roman" w:hAnsi="Times New Roman" w:cs="Times New Roman"/>
-          <w:sz w:val="24"/>
-          <w:szCs w:val="24"/>
-        </w:rPr>
-        <w:t xml:space="preserve"/>
-      </w:r>
-    </w:p>
-    <w:p>
-      <w:pPr/>
-      <w:r>
-        <w:rPr>
-          <w:rFonts w:ascii="Times New Roman" w:hAnsi="Times New Roman" w:cs="Times New Roman"/>
-          <w:sz w:val="24"/>
-          <w:szCs w:val="24"/>
-        </w:rPr>
-        <w:t xml:space="preserve"/>
-      </w:r>
-    </w:p>
-    <w:p>
-      <w:pPr/>
-      <w:r>
-        <w:rPr>
-          <w:rFonts w:ascii="Times New Roman" w:hAnsi="Times New Roman" w:cs="Times New Roman"/>
-          <w:sz w:val="24"/>
-          <w:szCs w:val="24"/>
-        </w:rPr>
-        <w:t xml:space="preserve"/>
-      </w:r>
-    </w:p>
-    <w:p>
-      <w:pPr/>
-      <w:r>
-        <w:rPr>
-          <w:rFonts w:ascii="Times New Roman" w:hAnsi="Times New Roman" w:cs="Times New Roman"/>
-          <w:sz w:val="24"/>
-          <w:szCs w:val="24"/>
-        </w:rPr>
-        <w:t xml:space="preserve"/>
-      </w:r>
-    </w:p>
-    <w:p>
-      <w:pPr/>
-      <w:r>
-        <w:rPr>
-          <w:rFonts w:ascii="Times New Roman" w:hAnsi="Times New Roman" w:cs="Times New Roman"/>
-          <w:sz w:val="24"/>
-          <w:szCs w:val="24"/>
-        </w:rPr>
-        <w:t xml:space="preserve"/>
-      </w:r>
-    </w:p>
-    <w:p>
-      <w:pPr/>
-      <w:r>
-        <w:rPr>
-          <w:rFonts w:ascii="Times New Roman" w:hAnsi="Times New Roman" w:cs="Times New Roman"/>
-          <w:sz w:val="24"/>
-          <w:szCs w:val="24"/>
-          <w:u w:val="single"/>
-        </w:rPr>
-        <w:t xml:space="preserve"/>
-      </w:r>
-    </w:p>
-    <w:p>
-      <w:pPr>
+      <w:pPr>
+        <w:spacing w:after="0" w:line="240" w:lineRule="auto"/>
+        <w:ind w:left="4320"/>
+      </w:pPr>
+      <w:r>
+        <w:rPr>
+          <w:rFonts w:ascii="Times New Roman" w:hAnsi="Times New Roman" w:cs="Times New Roman"/>
+          <w:sz w:val="24"/>
+          <w:szCs w:val="24"/>
+        </w:rPr>
+        <w:t xml:space="preserve">Terri Craig, OBA #16485</w:t>
+      </w:r>
+    </w:p>
+    <w:p>
+      <w:pPr>
+        <w:spacing w:after="0" w:line="240" w:lineRule="auto"/>
+        <w:ind w:left="4320"/>
+      </w:pPr>
+      <w:r>
+        <w:rPr>
+          <w:rFonts w:ascii="Times New Roman" w:hAnsi="Times New Roman" w:cs="Times New Roman"/>
+          <w:sz w:val="24"/>
+          <w:szCs w:val="24"/>
+        </w:rPr>
+        <w:t xml:space="preserve">Attorney for Petitioner(s)</w:t>
+      </w:r>
+    </w:p>
+    <w:p>
+      <w:pPr>
+        <w:spacing w:after="0" w:line="240" w:lineRule="auto"/>
+        <w:ind w:left="4320"/>
+      </w:pPr>
+      <w:r>
+        <w:rPr>
+          <w:rFonts w:ascii="Times New Roman" w:hAnsi="Times New Roman" w:cs="Times New Roman"/>
+          <w:sz w:val="24"/>
+          <w:szCs w:val="24"/>
+        </w:rPr>
+        <w:t xml:space="preserve">P. O. Box 991</w:t>
+      </w:r>
+    </w:p>
+    <w:p>
+      <w:pPr>
+        <w:spacing w:after="0" w:line="240" w:lineRule="auto"/>
+        <w:ind w:left="4320"/>
+      </w:pPr>
+      <w:r>
+        <w:rPr>
+          <w:rFonts w:ascii="Times New Roman" w:hAnsi="Times New Roman" w:cs="Times New Roman"/>
+          <w:sz w:val="24"/>
+          <w:szCs w:val="24"/>
+        </w:rPr>
+        <w:t xml:space="preserve">Wagoner, OK 74477</w:t>
+      </w:r>
+    </w:p>
+    <w:p>
+      <w:pPr>
+        <w:spacing w:after="0" w:line="240" w:lineRule="auto"/>
+        <w:ind w:left="4320"/>
         <w:jc w:val="both"/>
       </w:pPr>
       <w:r>
@@ -6086,14 +4953,14 @@
           <w:rFonts w:ascii="Times New Roman" w:hAnsi="Times New Roman" w:cs="Times New Roman"/>
           <w:sz w:val="24"/>
           <w:szCs w:val="24"/>
-          <w:u w:val="single"/>
-          <w:spacing w:val="-2"/>
-        </w:rPr>
-        <w:t xml:space="preserve"/>
-      </w:r>
-    </w:p>
-    <w:p>
-      <w:pPr>
+        </w:rPr>
+        <w:t xml:space="preserve">(918) 485-1529</w:t>
+      </w:r>
+    </w:p>
+    <w:p>
+      <w:pPr>
+        <w:spacing w:after="0" w:line="240" w:lineRule="auto"/>
+        <w:ind w:left="4320"/>
         <w:jc w:val="both"/>
       </w:pPr>
       <w:r>
@@ -6101,111 +4968,12 @@
           <w:rFonts w:ascii="Times New Roman" w:hAnsi="Times New Roman" w:cs="Times New Roman"/>
           <w:sz w:val="24"/>
           <w:szCs w:val="24"/>
-          <w:u w:val="single"/>
-        </w:rPr>
-        <w:t xml:space="preserve"/>
-      </w:r>
-    </w:p>
-    <w:p>
-      <w:pPr/>
-      <w:r>
-        <w:rPr>
-          <w:rFonts w:ascii="Times New Roman" w:hAnsi="Times New Roman" w:cs="Times New Roman"/>
-          <w:sz w:val="24"/>
-          <w:szCs w:val="24"/>
-        </w:rPr>
-        <w:t xml:space="preserve">Terri Craig, OBA #16485</w:t>
-      </w:r>
-    </w:p>
-    <w:p>
-      <w:pPr/>
-      <w:r>
-        <w:rPr>
-          <w:rFonts w:ascii="Times New Roman" w:hAnsi="Times New Roman" w:cs="Times New Roman"/>
-          <w:sz w:val="24"/>
-          <w:szCs w:val="24"/>
-        </w:rPr>
-        <w:t xml:space="preserve">Attorney for Petitioner(s)</w:t>
-      </w:r>
-    </w:p>
-    <w:p>
-      <w:pPr/>
-      <w:r>
-        <w:rPr>
-          <w:rFonts w:ascii="Times New Roman" w:hAnsi="Times New Roman" w:cs="Times New Roman"/>
-          <w:sz w:val="24"/>
-          <w:szCs w:val="24"/>
-        </w:rPr>
-        <w:t xml:space="preserve">P. O. Box 991</w:t>
-      </w:r>
-    </w:p>
-    <w:p>
-      <w:pPr/>
-      <w:r>
-        <w:rPr>
-          <w:rFonts w:ascii="Times New Roman" w:hAnsi="Times New Roman" w:cs="Times New Roman"/>
-          <w:sz w:val="24"/>
-          <w:szCs w:val="24"/>
-        </w:rPr>
-        <w:t xml:space="preserve">Wagoner, OK 74477</w:t>
-      </w:r>
-    </w:p>
-    <w:p>
-      <w:pPr>
-        <w:jc w:val="both"/>
-      </w:pPr>
-      <w:r>
-        <w:rPr>
-          <w:rFonts w:ascii="Times New Roman" w:hAnsi="Times New Roman" w:cs="Times New Roman"/>
-          <w:sz w:val="24"/>
-          <w:szCs w:val="24"/>
-        </w:rPr>
-        <w:t xml:space="preserve">(918) 485-1529</w:t>
-      </w:r>
-    </w:p>
-    <w:p>
-      <w:pPr>
-        <w:jc w:val="both"/>
-      </w:pPr>
-      <w:r>
-        <w:rPr>
-          <w:rFonts w:ascii="Times New Roman" w:hAnsi="Times New Roman" w:cs="Times New Roman"/>
-          <w:sz w:val="24"/>
-          <w:szCs w:val="24"/>
         </w:rPr>
         <w:t xml:space="preserve">Craiglawoffice@yahoo.com</w:t>
       </w:r>
     </w:p>
     <w:p>
       <w:pPr>
-        <w:jc w:val="both"/>
-      </w:pPr>
-      <w:r>
-        <w:rPr>
-          <w:rFonts w:ascii="Times New Roman" w:hAnsi="Times New Roman" w:cs="Times New Roman"/>
-          <w:sz w:val="24"/>
-          <w:szCs w:val="24"/>
-        </w:rPr>
-        <w:t xml:space="preserve"/>
-      </w:r>
-    </w:p>
-    <w:p>
-      <w:pPr>
-        <w:jc w:val="both"/>
-      </w:pPr>
-      <w:r>
-        <w:rPr>
-          <w:rFonts w:ascii="Times New Roman" w:hAnsi="Times New Roman" w:cs="Times New Roman"/>
-          <w:sz w:val="24"/>
-          <w:szCs w:val="24"/>
-          <w:u w:val="single"/>
-          <w:spacing w:val="-2"/>
-        </w:rPr>
-        <w:t xml:space="preserve"/>
-      </w:r>
-    </w:p>
-    <w:p>
-      <w:pPr>
         <w:jc w:val="center"/>
       </w:pPr>
       <w:r>
@@ -6216,6 +4984,8 @@
           <w:b/>
         </w:rPr>
         <w:t xml:space="preserve"/>
+        <w:br w:type="page"/>
+        <w:t xml:space="preserve"/>
       </w:r>
     </w:p>
     <w:p>
@@ -6229,9 +4999,7 @@
           <w:szCs w:val="24"/>
           <w:b/>
         </w:rPr>
-        <w:t xml:space="preserve"/>
-        <w:br w:type="page"/>
-        <w:t xml:space="preserve"/>
+        <w:t xml:space="preserve">IN THE DISTRICT COURT IN AND FOR {{ county_upper }} COUNTY</w:t>
       </w:r>
     </w:p>
     <w:p>
@@ -6245,7 +5013,7 @@
           <w:szCs w:val="24"/>
           <w:b/>
         </w:rPr>
-        <w:t xml:space="preserve"/>
+        <w:t xml:space="preserve">STATE OF OKLAHOMA</w:t>
       </w:r>
     </w:p>
     <w:p>
@@ -6258,56 +5026,6 @@
           <w:sz w:val="24"/>
           <w:szCs w:val="24"/>
           <w:b/>
-        </w:rPr>
-        <w:t xml:space="preserve">IN THE DISTRICT COURT IN AND FOR {{ county_upper }} COUNTY</w:t>
-      </w:r>
-    </w:p>
-    <w:p>
-      <w:pPr>
-        <w:jc w:val="center"/>
-      </w:pPr>
-      <w:r>
-        <w:rPr>
-          <w:rFonts w:ascii="Times New Roman" w:hAnsi="Times New Roman" w:cs="Times New Roman"/>
-          <w:sz w:val="24"/>
-          <w:szCs w:val="24"/>
-          <w:b/>
-        </w:rPr>
-        <w:t xml:space="preserve">STATE OF OKLAHOMA</w:t>
-      </w:r>
-    </w:p>
-    <w:p>
-      <w:pPr>
-        <w:jc w:val="center"/>
-      </w:pPr>
-      <w:r>
-        <w:rPr>
-          <w:rFonts w:ascii="Times New Roman" w:hAnsi="Times New Roman" w:cs="Times New Roman"/>
-          <w:sz w:val="24"/>
-          <w:szCs w:val="24"/>
-          <w:b/>
-        </w:rPr>
-        <w:t xml:space="preserve"/>
-      </w:r>
-    </w:p>
-    <w:p>
-      <w:pPr/>
-      <w:r>
-        <w:rPr>
-          <w:rFonts w:ascii="Times New Roman" w:hAnsi="Times New Roman" w:cs="Times New Roman"/>
-          <w:sz w:val="24"/>
-          <w:szCs w:val="24"/>
-        </w:rPr>
-        <w:t xml:space="preserve"/>
-      </w:r>
-    </w:p>
-    <w:p>
-      <w:pPr/>
-      <w:r>
-        <w:rPr>
-          <w:rFonts w:ascii="Times New Roman" w:hAnsi="Times New Roman" w:cs="Times New Roman"/>
-          <w:sz w:val="24"/>
-          <w:szCs w:val="24"/>
         </w:rPr>
         <w:t xml:space="preserve"/>
       </w:r>
@@ -6794,30 +5512,6 @@
       </w:r>
     </w:p>
     <w:p>
-      <w:pPr/>
-      <w:r>
-        <w:rPr>
-          <w:rFonts w:ascii="Times New Roman" w:hAnsi="Times New Roman" w:cs="Times New Roman"/>
-          <w:sz w:val="24"/>
-          <w:szCs w:val="24"/>
-          <w:u w:val="single"/>
-        </w:rPr>
-        <w:t xml:space="preserve"/>
-      </w:r>
-    </w:p>
-    <w:p>
-      <w:pPr/>
-      <w:r>
-        <w:rPr>
-          <w:rFonts w:ascii="Times New Roman" w:hAnsi="Times New Roman" w:cs="Times New Roman"/>
-          <w:sz w:val="24"/>
-          <w:szCs w:val="24"/>
-          <w:u w:val="single"/>
-        </w:rPr>
-        <w:t xml:space="preserve"/>
-      </w:r>
-    </w:p>
-    <w:p>
       <w:pPr>
         <w:jc w:val="center"/>
       </w:pPr>
@@ -6892,85 +5586,65 @@
       </w:r>
     </w:p>
     <w:p>
-      <w:pPr/>
-      <w:r>
-        <w:rPr>
-          <w:rFonts w:ascii="Times New Roman" w:hAnsi="Times New Roman" w:cs="Times New Roman"/>
-          <w:sz w:val="24"/>
-          <w:szCs w:val="24"/>
-        </w:rPr>
-        <w:t xml:space="preserve"/>
-      </w:r>
-    </w:p>
-    <w:p>
-      <w:pPr/>
-      <w:r>
-        <w:rPr>
-          <w:rFonts w:ascii="Times New Roman" w:hAnsi="Times New Roman" w:cs="Times New Roman"/>
-          <w:sz w:val="24"/>
-          <w:szCs w:val="24"/>
-        </w:rPr>
-        <w:t xml:space="preserve"/>
-      </w:r>
-    </w:p>
-    <w:p>
-      <w:pPr/>
-      <w:r>
-        <w:rPr>
-          <w:rFonts w:ascii="Times New Roman" w:hAnsi="Times New Roman" w:cs="Times New Roman"/>
-          <w:sz w:val="24"/>
-          <w:szCs w:val="24"/>
-        </w:rPr>
-        <w:t xml:space="preserve"/>
-      </w:r>
-    </w:p>
-    <w:p>
-      <w:pPr/>
-      <w:r>
-        <w:rPr>
-          <w:rFonts w:ascii="Times New Roman" w:hAnsi="Times New Roman" w:cs="Times New Roman"/>
-          <w:sz w:val="24"/>
-          <w:szCs w:val="24"/>
-        </w:rPr>
-        <w:t xml:space="preserve"/>
-      </w:r>
-    </w:p>
-    <w:p>
-      <w:pPr/>
-      <w:r>
-        <w:rPr>
-          <w:rFonts w:ascii="Times New Roman" w:hAnsi="Times New Roman" w:cs="Times New Roman"/>
-          <w:sz w:val="24"/>
-          <w:szCs w:val="24"/>
-        </w:rPr>
-        <w:t xml:space="preserve"/>
-      </w:r>
-    </w:p>
-    <w:p>
-      <w:pPr/>
-      <w:r>
-        <w:rPr>
-          <w:rFonts w:ascii="Times New Roman" w:hAnsi="Times New Roman" w:cs="Times New Roman"/>
-          <w:sz w:val="24"/>
-          <w:szCs w:val="24"/>
-        </w:rPr>
-        <w:t xml:space="preserve"/>
-      </w:r>
-    </w:p>
-    <w:p>
-      <w:pPr/>
-      <w:r>
-        <w:rPr>
-          <w:rFonts w:ascii="Times New Roman" w:hAnsi="Times New Roman" w:cs="Times New Roman"/>
-          <w:sz w:val="24"/>
-          <w:szCs w:val="24"/>
-          <w:u w:val="single"/>
-        </w:rPr>
-        <w:t xml:space="preserve"/>
-      </w:r>
-    </w:p>
-    <w:p>
-      <w:pPr>
+      <w:pPr>
+        <w:spacing w:after="0" w:line="240" w:lineRule="auto"/>
+        <w:ind w:left="4320"/>
+      </w:pPr>
+      <w:r>
+        <w:rPr>
+          <w:rFonts w:ascii="Times New Roman" w:hAnsi="Times New Roman" w:cs="Times New Roman"/>
+          <w:sz w:val="24"/>
+          <w:szCs w:val="24"/>
+        </w:rPr>
+        <w:t xml:space="preserve">Terri Craig, OBA #16485</w:t>
+      </w:r>
+    </w:p>
+    <w:p>
+      <w:pPr>
+        <w:spacing w:after="0" w:line="240" w:lineRule="auto"/>
+        <w:ind w:left="4320"/>
+      </w:pPr>
+      <w:r>
+        <w:rPr>
+          <w:rFonts w:ascii="Times New Roman" w:hAnsi="Times New Roman" w:cs="Times New Roman"/>
+          <w:sz w:val="24"/>
+          <w:szCs w:val="24"/>
+        </w:rPr>
+        <w:t xml:space="preserve">Attorney for Petitioner(s)</w:t>
+      </w:r>
+    </w:p>
+    <w:p>
+      <w:pPr>
+        <w:spacing w:after="0" w:line="240" w:lineRule="auto"/>
+        <w:ind w:left="4320"/>
+      </w:pPr>
+      <w:r>
+        <w:rPr>
+          <w:rFonts w:ascii="Times New Roman" w:hAnsi="Times New Roman" w:cs="Times New Roman"/>
+          <w:sz w:val="24"/>
+          <w:szCs w:val="24"/>
+        </w:rPr>
+        <w:t xml:space="preserve">P. O. Box 991</w:t>
+      </w:r>
+    </w:p>
+    <w:p>
+      <w:pPr>
+        <w:spacing w:after="0" w:line="240" w:lineRule="auto"/>
+        <w:ind w:left="4320"/>
+      </w:pPr>
+      <w:r>
+        <w:rPr>
+          <w:rFonts w:ascii="Times New Roman" w:hAnsi="Times New Roman" w:cs="Times New Roman"/>
+          <w:sz w:val="24"/>
+          <w:szCs w:val="24"/>
+        </w:rPr>
+        <w:t xml:space="preserve">Wagoner, OK 74477</w:t>
+      </w:r>
+    </w:p>
+    <w:p>
+      <w:pPr>
+        <w:spacing w:after="0" w:line="240" w:lineRule="auto"/>
+        <w:ind w:left="4320"/>
         <w:jc w:val="both"/>
       </w:pPr>
       <w:r>
@@ -6978,58 +5652,14 @@
           <w:rFonts w:ascii="Times New Roman" w:hAnsi="Times New Roman" w:cs="Times New Roman"/>
           <w:sz w:val="24"/>
           <w:szCs w:val="24"/>
-          <w:u w:val="single"/>
-          <w:spacing w:val="-2"/>
-        </w:rPr>
-        <w:t xml:space="preserve"/>
-      </w:r>
-    </w:p>
-    <w:p>
-      <w:pPr/>
-      <w:r>
-        <w:rPr>
-          <w:rFonts w:ascii="Times New Roman" w:hAnsi="Times New Roman" w:cs="Times New Roman"/>
-          <w:sz w:val="24"/>
-          <w:szCs w:val="24"/>
-        </w:rPr>
-        <w:t xml:space="preserve">Terri Craig, OBA #16485</w:t>
-      </w:r>
-    </w:p>
-    <w:p>
-      <w:pPr/>
-      <w:r>
-        <w:rPr>
-          <w:rFonts w:ascii="Times New Roman" w:hAnsi="Times New Roman" w:cs="Times New Roman"/>
-          <w:sz w:val="24"/>
-          <w:szCs w:val="24"/>
-        </w:rPr>
-        <w:t xml:space="preserve">Attorney for Petitioner(s)</w:t>
-      </w:r>
-    </w:p>
-    <w:p>
-      <w:pPr/>
-      <w:r>
-        <w:rPr>
-          <w:rFonts w:ascii="Times New Roman" w:hAnsi="Times New Roman" w:cs="Times New Roman"/>
-          <w:sz w:val="24"/>
-          <w:szCs w:val="24"/>
-        </w:rPr>
-        <w:t xml:space="preserve">P. O. Box 991</w:t>
-      </w:r>
-    </w:p>
-    <w:p>
-      <w:pPr/>
-      <w:r>
-        <w:rPr>
-          <w:rFonts w:ascii="Times New Roman" w:hAnsi="Times New Roman" w:cs="Times New Roman"/>
-          <w:sz w:val="24"/>
-          <w:szCs w:val="24"/>
-        </w:rPr>
-        <w:t xml:space="preserve">Wagoner, OK 74477</w:t>
-      </w:r>
-    </w:p>
-    <w:p>
-      <w:pPr>
+        </w:rPr>
+        <w:t xml:space="preserve">(918) 485-1529</w:t>
+      </w:r>
+    </w:p>
+    <w:p>
+      <w:pPr>
+        <w:spacing w:after="0" w:line="240" w:lineRule="auto"/>
+        <w:ind w:left="4320"/>
         <w:jc w:val="both"/>
       </w:pPr>
       <w:r>
@@ -7038,7 +5668,7 @@
           <w:sz w:val="24"/>
           <w:szCs w:val="24"/>
         </w:rPr>
-        <w:t xml:space="preserve">(918) 485-1529</w:t>
+        <w:t xml:space="preserve">Craiglawoffice@yahoo.com</w:t>
       </w:r>
     </w:p>
     <w:p>
@@ -7050,76 +5680,6 @@
           <w:rFonts w:ascii="Times New Roman" w:hAnsi="Times New Roman" w:cs="Times New Roman"/>
           <w:sz w:val="24"/>
           <w:szCs w:val="24"/>
-        </w:rPr>
-        <w:t xml:space="preserve">Craiglawoffice@yahoo.com</w:t>
-      </w:r>
-    </w:p>
-    <w:p>
-      <w:pPr>
-        <w:jc w:val="both"/>
-      </w:pPr>
-      <w:r>
-        <w:rPr>
-          <w:rFonts w:ascii="Times New Roman" w:hAnsi="Times New Roman" w:cs="Times New Roman"/>
-          <w:sz w:val="24"/>
-          <w:szCs w:val="24"/>
-        </w:rPr>
-        <w:t xml:space="preserve"/>
-      </w:r>
-    </w:p>
-    <w:p>
-      <w:pPr>
-        <w:jc w:val="both"/>
-      </w:pPr>
-      <w:r>
-        <w:rPr>
-          <w:rFonts w:ascii="Times New Roman" w:hAnsi="Times New Roman" w:cs="Times New Roman"/>
-          <w:sz w:val="24"/>
-          <w:szCs w:val="24"/>
-        </w:rPr>
-        <w:t xml:space="preserve"/>
-      </w:r>
-    </w:p>
-    <w:p>
-      <w:pPr>
-        <w:jc w:val="both"/>
-      </w:pPr>
-      <w:r>
-        <w:rPr>
-          <w:rFonts w:ascii="Times New Roman" w:hAnsi="Times New Roman" w:cs="Times New Roman"/>
-          <w:sz w:val="24"/>
-          <w:szCs w:val="24"/>
-          <w:u w:val="single"/>
-          <w:spacing w:val="-2"/>
-        </w:rPr>
-        <w:t xml:space="preserve"/>
-      </w:r>
-    </w:p>
-    <w:p>
-      <w:pPr>
-        <w:jc w:val="center"/>
-      </w:pPr>
-      <w:r>
-        <w:rPr>
-          <w:rFonts w:ascii="Times New Roman" w:hAnsi="Times New Roman" w:cs="Times New Roman"/>
-          <w:sz w:val="24"/>
-          <w:szCs w:val="24"/>
-          <w:b/>
-        </w:rPr>
-        <w:t xml:space="preserve"/>
-      </w:r>
-    </w:p>
-    <w:p>
-      <w:pPr>
-        <w:jc w:val="center"/>
-        <w:spacing w:after="120"/>
-      </w:pPr>
-      <w:r>
-        <w:rPr>
-          <w:rFonts w:ascii="Times New Roman" w:hAnsi="Times New Roman" w:cs="Times New Roman"/>
-          <w:sz w:val="24"/>
-          <w:szCs w:val="24"/>
-          <w:b/>
         </w:rPr>
         <w:t xml:space="preserve"/>
       </w:r>

--- a/templates/dhs/dhs_filing_covers.docx
+++ b/templates/dhs/dhs_filing_covers.docx
@@ -9,9 +9,9 @@
       <w:r>
         <w:rPr>
           <w:rFonts w:ascii="Times New Roman" w:hAnsi="Times New Roman" w:cs="Times New Roman"/>
-          <w:sz w:val="24"/>
-          <w:szCs w:val="24"/>
           <w:b/>
+          <w:sz w:val="24"/>
+          <w:szCs w:val="24"/>
         </w:rPr>
         <w:t xml:space="preserve">IN THE DISTRICT COURT IN AND FOR {{ county_upper }} COUNTY</w:t>
       </w:r>
@@ -23,9 +23,9 @@
       <w:r>
         <w:rPr>
           <w:rFonts w:ascii="Times New Roman" w:hAnsi="Times New Roman" w:cs="Times New Roman"/>
-          <w:sz w:val="24"/>
-          <w:szCs w:val="24"/>
           <w:b/>
+          <w:sz w:val="24"/>
+          <w:szCs w:val="24"/>
         </w:rPr>
         <w:t xml:space="preserve">STATE OF OKLAHOMA</w:t>
       </w:r>
@@ -37,9 +37,9 @@
       <w:r>
         <w:rPr>
           <w:rFonts w:ascii="Times New Roman" w:hAnsi="Times New Roman" w:cs="Times New Roman"/>
-          <w:sz w:val="24"/>
-          <w:szCs w:val="24"/>
           <w:b/>
+          <w:sz w:val="24"/>
+          <w:szCs w:val="24"/>
         </w:rPr>
         <w:t xml:space="preserve"/>
       </w:r>
@@ -527,9 +527,9 @@
       <w:r>
         <w:rPr>
           <w:rFonts w:ascii="Times New Roman" w:hAnsi="Times New Roman" w:cs="Times New Roman"/>
-          <w:sz w:val="24"/>
-          <w:szCs w:val="24"/>
           <w:b/>
+          <w:sz w:val="24"/>
+          <w:szCs w:val="24"/>
           <w:u w:val="single"/>
         </w:rPr>
         <w:t xml:space="preserve">DIRECTIVE AUTHORIZING CONSENT TO ADOPTION </w:t>
@@ -687,9 +687,9 @@
       <w:r>
         <w:rPr>
           <w:rFonts w:ascii="Times New Roman" w:hAnsi="Times New Roman" w:cs="Times New Roman"/>
-          <w:sz w:val="24"/>
-          <w:szCs w:val="24"/>
           <w:b/>
+          <w:sz w:val="24"/>
+          <w:szCs w:val="24"/>
         </w:rPr>
         <w:t xml:space="preserve"/>
         <w:br w:type="page"/>
@@ -703,9 +703,9 @@
       <w:r>
         <w:rPr>
           <w:rFonts w:ascii="Times New Roman" w:hAnsi="Times New Roman" w:cs="Times New Roman"/>
-          <w:sz w:val="24"/>
-          <w:szCs w:val="24"/>
           <w:b/>
+          <w:sz w:val="24"/>
+          <w:szCs w:val="24"/>
         </w:rPr>
         <w:t xml:space="preserve">IN THE DISTRICT COURT IN AND FOR {{ county_upper }} COUNTY</w:t>
       </w:r>
@@ -717,9 +717,9 @@
       <w:r>
         <w:rPr>
           <w:rFonts w:ascii="Times New Roman" w:hAnsi="Times New Roman" w:cs="Times New Roman"/>
-          <w:sz w:val="24"/>
-          <w:szCs w:val="24"/>
           <w:b/>
+          <w:sz w:val="24"/>
+          <w:szCs w:val="24"/>
         </w:rPr>
         <w:t xml:space="preserve">STATE OF OKLAHOMA</w:t>
       </w:r>
@@ -731,9 +731,9 @@
       <w:r>
         <w:rPr>
           <w:rFonts w:ascii="Times New Roman" w:hAnsi="Times New Roman" w:cs="Times New Roman"/>
-          <w:sz w:val="24"/>
-          <w:szCs w:val="24"/>
           <w:b/>
+          <w:sz w:val="24"/>
+          <w:szCs w:val="24"/>
         </w:rPr>
         <w:t xml:space="preserve"/>
       </w:r>
@@ -1223,9 +1223,9 @@
       <w:r>
         <w:rPr>
           <w:rFonts w:ascii="Times New Roman" w:hAnsi="Times New Roman" w:cs="Times New Roman"/>
-          <w:sz w:val="24"/>
-          <w:szCs w:val="24"/>
           <w:b/>
+          <w:sz w:val="24"/>
+          <w:szCs w:val="24"/>
           <w:u w:val="single"/>
         </w:rPr>
         <w:t xml:space="preserve">MEDICAL AND SOCIAL HISTORY REPORT ODH-347</w:t>
@@ -1370,10 +1370,10 @@
       <w:r>
         <w:rPr>
           <w:rFonts w:ascii="Times New Roman" w:hAnsi="Times New Roman" w:cs="Times New Roman"/>
+          <w:spacing w:val="-2"/>
           <w:sz w:val="24"/>
           <w:szCs w:val="24"/>
           <w:u w:val="single"/>
-          <w:spacing w:val="-2"/>
         </w:rPr>
         <w:t xml:space="preserve">Craiglawoffice@yahoo.com</w:t>
       </w:r>
@@ -1401,9 +1401,9 @@
       <w:r>
         <w:rPr>
           <w:rFonts w:ascii="Times New Roman" w:hAnsi="Times New Roman" w:cs="Times New Roman"/>
-          <w:sz w:val="24"/>
-          <w:szCs w:val="24"/>
           <w:b/>
+          <w:sz w:val="24"/>
+          <w:szCs w:val="24"/>
         </w:rPr>
         <w:t xml:space="preserve">IN THE DISTRICT COURT IN AND FOR {{ county_upper }} COUNTY</w:t>
       </w:r>
@@ -1415,9 +1415,9 @@
       <w:r>
         <w:rPr>
           <w:rFonts w:ascii="Times New Roman" w:hAnsi="Times New Roman" w:cs="Times New Roman"/>
-          <w:sz w:val="24"/>
-          <w:szCs w:val="24"/>
           <w:b/>
+          <w:sz w:val="24"/>
+          <w:szCs w:val="24"/>
         </w:rPr>
         <w:t xml:space="preserve">STATE OF OKLAHOMA</w:t>
       </w:r>
@@ -1429,9 +1429,9 @@
       <w:r>
         <w:rPr>
           <w:rFonts w:ascii="Times New Roman" w:hAnsi="Times New Roman" w:cs="Times New Roman"/>
-          <w:sz w:val="24"/>
-          <w:szCs w:val="24"/>
           <w:b/>
+          <w:sz w:val="24"/>
+          <w:szCs w:val="24"/>
         </w:rPr>
         <w:t xml:space="preserve"/>
       </w:r>
@@ -1919,9 +1919,9 @@
       <w:r>
         <w:rPr>
           <w:rFonts w:ascii="Times New Roman" w:hAnsi="Times New Roman" w:cs="Times New Roman"/>
-          <w:sz w:val="24"/>
-          <w:szCs w:val="24"/>
           <w:b/>
+          <w:sz w:val="24"/>
+          <w:szCs w:val="24"/>
           <w:u w:val="single"/>
         </w:rPr>
         <w:t xml:space="preserve">HOME STUDY </w:t>
@@ -2098,9 +2098,9 @@
       <w:r>
         <w:rPr>
           <w:rFonts w:ascii="Times New Roman" w:hAnsi="Times New Roman" w:cs="Times New Roman"/>
-          <w:sz w:val="24"/>
-          <w:szCs w:val="24"/>
           <w:b/>
+          <w:sz w:val="24"/>
+          <w:szCs w:val="24"/>
         </w:rPr>
         <w:t xml:space="preserve">IN THE DISTRICT COURT IN AND FOR {{ county_upper }} COUNTY</w:t>
       </w:r>
@@ -2112,9 +2112,9 @@
       <w:r>
         <w:rPr>
           <w:rFonts w:ascii="Times New Roman" w:hAnsi="Times New Roman" w:cs="Times New Roman"/>
-          <w:sz w:val="24"/>
-          <w:szCs w:val="24"/>
           <w:b/>
+          <w:sz w:val="24"/>
+          <w:szCs w:val="24"/>
         </w:rPr>
         <w:t xml:space="preserve">STATE OF OKLAHOMA</w:t>
       </w:r>
@@ -2126,9 +2126,9 @@
       <w:r>
         <w:rPr>
           <w:rFonts w:ascii="Times New Roman" w:hAnsi="Times New Roman" w:cs="Times New Roman"/>
-          <w:sz w:val="24"/>
-          <w:szCs w:val="24"/>
           <w:b/>
+          <w:sz w:val="24"/>
+          <w:szCs w:val="24"/>
         </w:rPr>
         <w:t xml:space="preserve"/>
       </w:r>
@@ -2616,9 +2616,9 @@
       <w:r>
         <w:rPr>
           <w:rFonts w:ascii="Times New Roman" w:hAnsi="Times New Roman" w:cs="Times New Roman"/>
-          <w:sz w:val="24"/>
-          <w:szCs w:val="24"/>
           <w:b/>
+          <w:sz w:val="24"/>
+          <w:szCs w:val="24"/>
           <w:u w:val="single"/>
         </w:rPr>
         <w:t xml:space="preserve">STATE BACKGROUND CHECKS</w:t>
@@ -2631,9 +2631,9 @@
       <w:r>
         <w:rPr>
           <w:rFonts w:ascii="Times New Roman" w:hAnsi="Times New Roman" w:cs="Times New Roman"/>
-          <w:sz w:val="24"/>
-          <w:szCs w:val="24"/>
           <w:b/>
+          <w:sz w:val="24"/>
+          <w:szCs w:val="24"/>
           <w:u w:val="single"/>
         </w:rPr>
         <w:t xml:space="preserve"/>
@@ -2646,9 +2646,9 @@
       <w:r>
         <w:rPr>
           <w:rFonts w:ascii="Times New Roman" w:hAnsi="Times New Roman" w:cs="Times New Roman"/>
-          <w:sz w:val="24"/>
-          <w:szCs w:val="24"/>
           <w:b/>
+          <w:sz w:val="24"/>
+          <w:szCs w:val="24"/>
           <w:u w:val="single"/>
         </w:rPr>
         <w:t xml:space="preserve">DOCUMENTATION OF SEX OFFENDER REGISTRATION ACT</w:t>
@@ -2661,9 +2661,9 @@
       <w:r>
         <w:rPr>
           <w:rFonts w:ascii="Times New Roman" w:hAnsi="Times New Roman" w:cs="Times New Roman"/>
-          <w:sz w:val="24"/>
-          <w:szCs w:val="24"/>
           <w:b/>
+          <w:sz w:val="24"/>
+          <w:szCs w:val="24"/>
           <w:u w:val="single"/>
         </w:rPr>
         <w:t xml:space="preserve"/>
@@ -2676,9 +2676,9 @@
       <w:r>
         <w:rPr>
           <w:rFonts w:ascii="Times New Roman" w:hAnsi="Times New Roman" w:cs="Times New Roman"/>
-          <w:sz w:val="24"/>
-          <w:szCs w:val="24"/>
           <w:b/>
+          <w:sz w:val="24"/>
+          <w:szCs w:val="24"/>
           <w:u w:val="single"/>
         </w:rPr>
         <w:t xml:space="preserve">OHS/OK CHILD ABUSE AND REPORTING ACT</w:t>
@@ -2691,9 +2691,9 @@
       <w:r>
         <w:rPr>
           <w:rFonts w:ascii="Times New Roman" w:hAnsi="Times New Roman" w:cs="Times New Roman"/>
-          <w:sz w:val="24"/>
-          <w:szCs w:val="24"/>
           <w:b/>
+          <w:sz w:val="24"/>
+          <w:szCs w:val="24"/>
           <w:u w:val="single"/>
         </w:rPr>
         <w:t xml:space="preserve"/>
@@ -2706,9 +2706,9 @@
       <w:r>
         <w:rPr>
           <w:rFonts w:ascii="Times New Roman" w:hAnsi="Times New Roman" w:cs="Times New Roman"/>
-          <w:sz w:val="24"/>
-          <w:szCs w:val="24"/>
           <w:b/>
+          <w:sz w:val="24"/>
+          <w:szCs w:val="24"/>
           <w:u w:val="single"/>
         </w:rPr>
         <w:t xml:space="preserve">DPS SAFETY MOTOR VEHICLE CHECK</w:t>
@@ -2866,10 +2866,10 @@
       <w:r>
         <w:rPr>
           <w:rFonts w:ascii="Times New Roman" w:hAnsi="Times New Roman" w:cs="Times New Roman"/>
+          <w:spacing w:val="-2"/>
           <w:sz w:val="24"/>
           <w:szCs w:val="24"/>
           <w:u w:val="single"/>
-          <w:spacing w:val="-2"/>
         </w:rPr>
         <w:t xml:space="preserve"/>
       </w:r>
@@ -2892,9 +2892,9 @@
       <w:r>
         <w:rPr>
           <w:rFonts w:ascii="Times New Roman" w:hAnsi="Times New Roman" w:cs="Times New Roman"/>
-          <w:sz w:val="24"/>
-          <w:szCs w:val="24"/>
           <w:b/>
+          <w:sz w:val="24"/>
+          <w:szCs w:val="24"/>
         </w:rPr>
         <w:t xml:space="preserve">IN THE DISTRICT COURT IN AND FOR {{ county_upper }} COUNTY</w:t>
       </w:r>
@@ -2906,9 +2906,9 @@
       <w:r>
         <w:rPr>
           <w:rFonts w:ascii="Times New Roman" w:hAnsi="Times New Roman" w:cs="Times New Roman"/>
-          <w:sz w:val="24"/>
-          <w:szCs w:val="24"/>
           <w:b/>
+          <w:sz w:val="24"/>
+          <w:szCs w:val="24"/>
         </w:rPr>
         <w:t xml:space="preserve">STATE OF OKLAHOMA</w:t>
       </w:r>
@@ -2920,9 +2920,9 @@
       <w:r>
         <w:rPr>
           <w:rFonts w:ascii="Times New Roman" w:hAnsi="Times New Roman" w:cs="Times New Roman"/>
-          <w:sz w:val="24"/>
-          <w:szCs w:val="24"/>
           <w:b/>
+          <w:sz w:val="24"/>
+          <w:szCs w:val="24"/>
         </w:rPr>
         <w:t xml:space="preserve"/>
       </w:r>
@@ -3383,8 +3383,8 @@
     </w:tbl>
     <w:p>
       <w:pPr>
+        <w:spacing w:after="120"/>
         <w:jc w:val="center"/>
-        <w:spacing w:after="120"/>
       </w:pPr>
       <w:r>
         <w:rPr>
@@ -3413,9 +3413,9 @@
       <w:r>
         <w:rPr>
           <w:rFonts w:ascii="Times New Roman" w:hAnsi="Times New Roman" w:cs="Times New Roman"/>
-          <w:sz w:val="24"/>
-          <w:szCs w:val="24"/>
           <w:b/>
+          <w:sz w:val="24"/>
+          <w:szCs w:val="24"/>
           <w:u w:val="single"/>
         </w:rPr>
         <w:t xml:space="preserve">ADOPTIVE PLACEMENT AGREEMENT</w:t>
@@ -3573,10 +3573,10 @@
       <w:r>
         <w:rPr>
           <w:rFonts w:ascii="Times New Roman" w:hAnsi="Times New Roman" w:cs="Times New Roman"/>
+          <w:spacing w:val="-2"/>
           <w:sz w:val="24"/>
           <w:szCs w:val="24"/>
           <w:u w:val="single"/>
-          <w:spacing w:val="-2"/>
         </w:rPr>
         <w:t xml:space="preserve"/>
       </w:r>
@@ -3599,9 +3599,9 @@
       <w:r>
         <w:rPr>
           <w:rFonts w:ascii="Times New Roman" w:hAnsi="Times New Roman" w:cs="Times New Roman"/>
-          <w:sz w:val="24"/>
-          <w:szCs w:val="24"/>
           <w:b/>
+          <w:sz w:val="24"/>
+          <w:szCs w:val="24"/>
         </w:rPr>
         <w:t xml:space="preserve">IN THE DISTRICT COURT IN AND FOR {{ county_upper }} COUNTY</w:t>
       </w:r>
@@ -3613,9 +3613,9 @@
       <w:r>
         <w:rPr>
           <w:rFonts w:ascii="Times New Roman" w:hAnsi="Times New Roman" w:cs="Times New Roman"/>
-          <w:sz w:val="24"/>
-          <w:szCs w:val="24"/>
           <w:b/>
+          <w:sz w:val="24"/>
+          <w:szCs w:val="24"/>
         </w:rPr>
         <w:t xml:space="preserve">STATE OF OKLAHOMA</w:t>
       </w:r>
@@ -3627,9 +3627,9 @@
       <w:r>
         <w:rPr>
           <w:rFonts w:ascii="Times New Roman" w:hAnsi="Times New Roman" w:cs="Times New Roman"/>
-          <w:sz w:val="24"/>
-          <w:szCs w:val="24"/>
           <w:b/>
+          <w:sz w:val="24"/>
+          <w:szCs w:val="24"/>
         </w:rPr>
         <w:t xml:space="preserve"/>
       </w:r>
@@ -4090,8 +4090,8 @@
     </w:tbl>
     <w:p>
       <w:pPr>
+        <w:spacing w:after="120"/>
         <w:jc w:val="center"/>
-        <w:spacing w:after="120"/>
       </w:pPr>
       <w:r>
         <w:rPr>
@@ -4122,9 +4122,9 @@
       <w:r>
         <w:rPr>
           <w:rFonts w:ascii="Times New Roman" w:hAnsi="Times New Roman" w:cs="Times New Roman"/>
-          <w:sz w:val="24"/>
-          <w:szCs w:val="24"/>
           <w:b/>
+          <w:sz w:val="24"/>
+          <w:szCs w:val="24"/>
           <w:u w:val="single"/>
         </w:rPr>
         <w:t xml:space="preserve">AFFIDAVIT OF INFORMATION DISCLOSURE (DCFS-89)</w:t>
@@ -4299,9 +4299,9 @@
       <w:r>
         <w:rPr>
           <w:rFonts w:ascii="Times New Roman" w:hAnsi="Times New Roman" w:cs="Times New Roman"/>
-          <w:sz w:val="24"/>
-          <w:szCs w:val="24"/>
           <w:b/>
+          <w:sz w:val="24"/>
+          <w:szCs w:val="24"/>
         </w:rPr>
         <w:t xml:space="preserve">IN THE DISTRICT COURT IN AND FOR {{ county_upper }} COUNTY</w:t>
       </w:r>
@@ -4313,9 +4313,9 @@
       <w:r>
         <w:rPr>
           <w:rFonts w:ascii="Times New Roman" w:hAnsi="Times New Roman" w:cs="Times New Roman"/>
-          <w:sz w:val="24"/>
-          <w:szCs w:val="24"/>
           <w:b/>
+          <w:sz w:val="24"/>
+          <w:szCs w:val="24"/>
         </w:rPr>
         <w:t xml:space="preserve">STATE OF OKLAHOMA</w:t>
       </w:r>
@@ -4327,9 +4327,9 @@
       <w:r>
         <w:rPr>
           <w:rFonts w:ascii="Times New Roman" w:hAnsi="Times New Roman" w:cs="Times New Roman"/>
-          <w:sz w:val="24"/>
-          <w:szCs w:val="24"/>
           <w:b/>
+          <w:sz w:val="24"/>
+          <w:szCs w:val="24"/>
         </w:rPr>
         <w:t xml:space="preserve"/>
       </w:r>
@@ -4819,9 +4819,9 @@
       <w:r>
         <w:rPr>
           <w:rFonts w:ascii="Times New Roman" w:hAnsi="Times New Roman" w:cs="Times New Roman"/>
-          <w:sz w:val="24"/>
-          <w:szCs w:val="24"/>
           <w:b/>
+          <w:sz w:val="24"/>
+          <w:szCs w:val="24"/>
           <w:u w:val="single"/>
         </w:rPr>
         <w:t xml:space="preserve">ADOPTION ASSISTANCE AGREEMENT (DCFS-68)</w:t>
@@ -4979,9 +4979,9 @@
       <w:r>
         <w:rPr>
           <w:rFonts w:ascii="Times New Roman" w:hAnsi="Times New Roman" w:cs="Times New Roman"/>
-          <w:sz w:val="24"/>
-          <w:szCs w:val="24"/>
           <w:b/>
+          <w:sz w:val="24"/>
+          <w:szCs w:val="24"/>
         </w:rPr>
         <w:t xml:space="preserve"/>
         <w:br w:type="page"/>
@@ -4995,9 +4995,9 @@
       <w:r>
         <w:rPr>
           <w:rFonts w:ascii="Times New Roman" w:hAnsi="Times New Roman" w:cs="Times New Roman"/>
-          <w:sz w:val="24"/>
-          <w:szCs w:val="24"/>
           <w:b/>
+          <w:sz w:val="24"/>
+          <w:szCs w:val="24"/>
         </w:rPr>
         <w:t xml:space="preserve">IN THE DISTRICT COURT IN AND FOR {{ county_upper }} COUNTY</w:t>
       </w:r>
@@ -5009,9 +5009,9 @@
       <w:r>
         <w:rPr>
           <w:rFonts w:ascii="Times New Roman" w:hAnsi="Times New Roman" w:cs="Times New Roman"/>
-          <w:sz w:val="24"/>
-          <w:szCs w:val="24"/>
           <w:b/>
+          <w:sz w:val="24"/>
+          <w:szCs w:val="24"/>
         </w:rPr>
         <w:t xml:space="preserve">STATE OF OKLAHOMA</w:t>
       </w:r>
@@ -5023,9 +5023,9 @@
       <w:r>
         <w:rPr>
           <w:rFonts w:ascii="Times New Roman" w:hAnsi="Times New Roman" w:cs="Times New Roman"/>
-          <w:sz w:val="24"/>
-          <w:szCs w:val="24"/>
           <w:b/>
+          <w:sz w:val="24"/>
+          <w:szCs w:val="24"/>
         </w:rPr>
         <w:t xml:space="preserve"/>
       </w:r>
@@ -5518,9 +5518,9 @@
       <w:r>
         <w:rPr>
           <w:rFonts w:ascii="Times New Roman" w:hAnsi="Times New Roman" w:cs="Times New Roman"/>
-          <w:sz w:val="24"/>
-          <w:szCs w:val="24"/>
           <w:b/>
+          <w:sz w:val="24"/>
+          <w:szCs w:val="24"/>
           <w:u w:val="single"/>
         </w:rPr>
         <w:t xml:space="preserve">CHILD PROFILE ASSESSMENT </w:t>
